--- a/docs/lab_records/exp9_temporal_forecasting.docx
+++ b/docs/lab_records/exp9_temporal_forecasting.docx
@@ -194,7 +194,7 @@
                 <w:b w:val="0"/>
                 <w:sz w:val="22"/>
               </w:rPr>
-              <w:t>25 March 2026</w:t>
+              <w:t>13 April 2026</w:t>
             </w:r>
           </w:p>
         </w:tc>
@@ -1558,6 +1558,2436 @@
           <w:color w:val="FFFFFF"/>
           <w:sz w:val="24"/>
         </w:rPr>
+        <w:t xml:space="preserve">  CODE</w:t>
+      </w:r>
+    </w:p>
+    <w:p>
+      <w:pPr>
+        <w:spacing w:before="0" w:after="0"/>
+        <w:ind w:left="283" w:right="283"/>
+        <w:shd w:val="clear" w:color="auto" w:fill="F2F2F2"/>
+      </w:pPr>
+      <w:r>
+        <w:rPr>
+          <w:rFonts w:ascii="Courier New" w:hAnsi="Courier New"/>
+          <w:color w:val="1A1A1A"/>
+          <w:sz w:val="17"/>
+        </w:rPr>
+        <w:t>"""</w:t>
+      </w:r>
+    </w:p>
+    <w:p>
+      <w:pPr>
+        <w:spacing w:before="0" w:after="0"/>
+        <w:ind w:left="283" w:right="283"/>
+        <w:shd w:val="clear" w:color="auto" w:fill="F2F2F2"/>
+      </w:pPr>
+      <w:r>
+        <w:rPr>
+          <w:rFonts w:ascii="Courier New" w:hAnsi="Courier New"/>
+          <w:color w:val="1A1A1A"/>
+          <w:sz w:val="17"/>
+        </w:rPr>
+        <w:t>Experiment 9: Temporal Forecasting — Stock Price Prediction</w:t>
+      </w:r>
+    </w:p>
+    <w:p>
+      <w:pPr>
+        <w:spacing w:before="0" w:after="0"/>
+        <w:ind w:left="283" w:right="283"/>
+        <w:shd w:val="clear" w:color="auto" w:fill="F2F2F2"/>
+      </w:pPr>
+      <w:r>
+        <w:rPr>
+          <w:rFonts w:ascii="Courier New" w:hAnsi="Courier New"/>
+          <w:color w:val="1A1A1A"/>
+          <w:sz w:val="17"/>
+        </w:rPr>
+        <w:t>============================================================</w:t>
+      </w:r>
+    </w:p>
+    <w:p>
+      <w:pPr>
+        <w:spacing w:before="0" w:after="0"/>
+        <w:ind w:left="283" w:right="283"/>
+        <w:shd w:val="clear" w:color="auto" w:fill="F2F2F2"/>
+      </w:pPr>
+      <w:r>
+        <w:rPr>
+          <w:rFonts w:ascii="Courier New" w:hAnsi="Courier New"/>
+          <w:color w:val="1A1A1A"/>
+          <w:sz w:val="17"/>
+        </w:rPr>
+        <w:t>Predictive:   ARIMA, SARIMA, Prophet, XGBoost-on-lags; 30-/90-day forecasts</w:t>
+      </w:r>
+    </w:p>
+    <w:p>
+      <w:pPr>
+        <w:spacing w:before="0" w:after="0"/>
+        <w:ind w:left="283" w:right="283"/>
+        <w:shd w:val="clear" w:color="auto" w:fill="F2F2F2"/>
+      </w:pPr>
+      <w:r>
+        <w:rPr>
+          <w:rFonts w:ascii="Courier New" w:hAnsi="Courier New"/>
+          <w:color w:val="1A1A1A"/>
+          <w:sz w:val="17"/>
+        </w:rPr>
+        <w:t>Prescriptive: Trading signals, SMA crossover, RSI, Bollinger Bands, VaR, Sharpe</w:t>
+      </w:r>
+    </w:p>
+    <w:p>
+      <w:pPr>
+        <w:spacing w:before="0" w:after="0"/>
+        <w:ind w:left="283" w:right="283"/>
+        <w:shd w:val="clear" w:color="auto" w:fill="F2F2F2"/>
+      </w:pPr>
+      <w:r>
+        <w:rPr>
+          <w:rFonts w:ascii="Courier New" w:hAnsi="Courier New"/>
+          <w:color w:val="1A1A1A"/>
+          <w:sz w:val="17"/>
+        </w:rPr>
+        <w:t>Dataset:      AAPL via yfinance (5 yr); falls back to synthetic GBM if unavailable</w:t>
+      </w:r>
+    </w:p>
+    <w:p>
+      <w:pPr>
+        <w:spacing w:before="0" w:after="0"/>
+        <w:ind w:left="283" w:right="283"/>
+        <w:shd w:val="clear" w:color="auto" w:fill="F2F2F2"/>
+      </w:pPr>
+      <w:r>
+        <w:rPr>
+          <w:rFonts w:ascii="Courier New" w:hAnsi="Courier New"/>
+          <w:color w:val="1A1A1A"/>
+          <w:sz w:val="17"/>
+        </w:rPr>
+        <w:t>"""</w:t>
+      </w:r>
+    </w:p>
+    <w:p>
+      <w:pPr>
+        <w:spacing w:before="0" w:after="0"/>
+        <w:ind w:left="283" w:right="283"/>
+        <w:shd w:val="clear" w:color="auto" w:fill="F2F2F2"/>
+      </w:pPr>
+      <w:r>
+        <w:rPr>
+          <w:rFonts w:ascii="Courier New" w:hAnsi="Courier New"/>
+          <w:color w:val="1A1A1A"/>
+          <w:sz w:val="17"/>
+        </w:rPr>
+        <w:t xml:space="preserve"> </w:t>
+      </w:r>
+    </w:p>
+    <w:p>
+      <w:pPr>
+        <w:spacing w:before="0" w:after="0"/>
+        <w:ind w:left="283" w:right="283"/>
+        <w:shd w:val="clear" w:color="auto" w:fill="F2F2F2"/>
+      </w:pPr>
+      <w:r>
+        <w:rPr>
+          <w:rFonts w:ascii="Courier New" w:hAnsi="Courier New"/>
+          <w:color w:val="1A1A1A"/>
+          <w:sz w:val="17"/>
+        </w:rPr>
+        <w:t xml:space="preserve"> </w:t>
+      </w:r>
+    </w:p>
+    <w:p>
+      <w:pPr>
+        <w:spacing w:before="0" w:after="0"/>
+        <w:ind w:left="283" w:right="283"/>
+        <w:shd w:val="clear" w:color="auto" w:fill="F2F2F2"/>
+      </w:pPr>
+      <w:r>
+        <w:rPr>
+          <w:rFonts w:ascii="Courier New" w:hAnsi="Courier New"/>
+          <w:color w:val="1A1A1A"/>
+          <w:sz w:val="17"/>
+        </w:rPr>
+        <w:t>import os</w:t>
+      </w:r>
+    </w:p>
+    <w:p>
+      <w:pPr>
+        <w:spacing w:before="0" w:after="0"/>
+        <w:ind w:left="283" w:right="283"/>
+        <w:shd w:val="clear" w:color="auto" w:fill="F2F2F2"/>
+      </w:pPr>
+      <w:r>
+        <w:rPr>
+          <w:rFonts w:ascii="Courier New" w:hAnsi="Courier New"/>
+          <w:color w:val="1A1A1A"/>
+          <w:sz w:val="17"/>
+        </w:rPr>
+        <w:t>import json</w:t>
+      </w:r>
+    </w:p>
+    <w:p>
+      <w:pPr>
+        <w:spacing w:before="0" w:after="0"/>
+        <w:ind w:left="283" w:right="283"/>
+        <w:shd w:val="clear" w:color="auto" w:fill="F2F2F2"/>
+      </w:pPr>
+      <w:r>
+        <w:rPr>
+          <w:rFonts w:ascii="Courier New" w:hAnsi="Courier New"/>
+          <w:color w:val="1A1A1A"/>
+          <w:sz w:val="17"/>
+        </w:rPr>
+        <w:t>import warnings</w:t>
+      </w:r>
+    </w:p>
+    <w:p>
+      <w:pPr>
+        <w:spacing w:before="0" w:after="0"/>
+        <w:ind w:left="283" w:right="283"/>
+        <w:shd w:val="clear" w:color="auto" w:fill="F2F2F2"/>
+      </w:pPr>
+      <w:r>
+        <w:rPr>
+          <w:rFonts w:ascii="Courier New" w:hAnsi="Courier New"/>
+          <w:color w:val="1A1A1A"/>
+          <w:sz w:val="17"/>
+        </w:rPr>
+        <w:t>from pathlib import Path</w:t>
+      </w:r>
+    </w:p>
+    <w:p>
+      <w:pPr>
+        <w:spacing w:before="0" w:after="0"/>
+        <w:ind w:left="283" w:right="283"/>
+        <w:shd w:val="clear" w:color="auto" w:fill="F2F2F2"/>
+      </w:pPr>
+      <w:r>
+        <w:rPr>
+          <w:rFonts w:ascii="Courier New" w:hAnsi="Courier New"/>
+          <w:color w:val="1A1A1A"/>
+          <w:sz w:val="17"/>
+        </w:rPr>
+        <w:t>from datetime import datetime, timedelta</w:t>
+      </w:r>
+    </w:p>
+    <w:p>
+      <w:pPr>
+        <w:spacing w:before="0" w:after="0"/>
+        <w:ind w:left="283" w:right="283"/>
+        <w:shd w:val="clear" w:color="auto" w:fill="F2F2F2"/>
+      </w:pPr>
+      <w:r>
+        <w:rPr>
+          <w:rFonts w:ascii="Courier New" w:hAnsi="Courier New"/>
+          <w:color w:val="1A1A1A"/>
+          <w:sz w:val="17"/>
+        </w:rPr>
+        <w:t xml:space="preserve"> </w:t>
+      </w:r>
+    </w:p>
+    <w:p>
+      <w:pPr>
+        <w:spacing w:before="0" w:after="0"/>
+        <w:ind w:left="283" w:right="283"/>
+        <w:shd w:val="clear" w:color="auto" w:fill="F2F2F2"/>
+      </w:pPr>
+      <w:r>
+        <w:rPr>
+          <w:rFonts w:ascii="Courier New" w:hAnsi="Courier New"/>
+          <w:color w:val="1A1A1A"/>
+          <w:sz w:val="17"/>
+        </w:rPr>
+        <w:t>import numpy as np</w:t>
+      </w:r>
+    </w:p>
+    <w:p>
+      <w:pPr>
+        <w:spacing w:before="0" w:after="0"/>
+        <w:ind w:left="283" w:right="283"/>
+        <w:shd w:val="clear" w:color="auto" w:fill="F2F2F2"/>
+      </w:pPr>
+      <w:r>
+        <w:rPr>
+          <w:rFonts w:ascii="Courier New" w:hAnsi="Courier New"/>
+          <w:color w:val="1A1A1A"/>
+          <w:sz w:val="17"/>
+        </w:rPr>
+        <w:t>import pandas as pd</w:t>
+      </w:r>
+    </w:p>
+    <w:p>
+      <w:pPr>
+        <w:spacing w:before="0" w:after="0"/>
+        <w:ind w:left="283" w:right="283"/>
+        <w:shd w:val="clear" w:color="auto" w:fill="F2F2F2"/>
+      </w:pPr>
+      <w:r>
+        <w:rPr>
+          <w:rFonts w:ascii="Courier New" w:hAnsi="Courier New"/>
+          <w:color w:val="1A1A1A"/>
+          <w:sz w:val="17"/>
+        </w:rPr>
+        <w:t>import matplotlib</w:t>
+      </w:r>
+    </w:p>
+    <w:p>
+      <w:pPr>
+        <w:spacing w:before="0" w:after="0"/>
+        <w:ind w:left="283" w:right="283"/>
+        <w:shd w:val="clear" w:color="auto" w:fill="F2F2F2"/>
+      </w:pPr>
+      <w:r>
+        <w:rPr>
+          <w:rFonts w:ascii="Courier New" w:hAnsi="Courier New"/>
+          <w:color w:val="1A1A1A"/>
+          <w:sz w:val="17"/>
+        </w:rPr>
+        <w:t>matplotlib.use("Agg")</w:t>
+      </w:r>
+    </w:p>
+    <w:p>
+      <w:pPr>
+        <w:spacing w:before="0" w:after="0"/>
+        <w:ind w:left="283" w:right="283"/>
+        <w:shd w:val="clear" w:color="auto" w:fill="F2F2F2"/>
+      </w:pPr>
+      <w:r>
+        <w:rPr>
+          <w:rFonts w:ascii="Courier New" w:hAnsi="Courier New"/>
+          <w:color w:val="1A1A1A"/>
+          <w:sz w:val="17"/>
+        </w:rPr>
+        <w:t>import matplotlib.pyplot as plt</w:t>
+      </w:r>
+    </w:p>
+    <w:p>
+      <w:pPr>
+        <w:spacing w:before="0" w:after="0"/>
+        <w:ind w:left="283" w:right="283"/>
+        <w:shd w:val="clear" w:color="auto" w:fill="F2F2F2"/>
+      </w:pPr>
+      <w:r>
+        <w:rPr>
+          <w:rFonts w:ascii="Courier New" w:hAnsi="Courier New"/>
+          <w:color w:val="1A1A1A"/>
+          <w:sz w:val="17"/>
+        </w:rPr>
+        <w:t>import matplotlib.gridspec as gridspec</w:t>
+      </w:r>
+    </w:p>
+    <w:p>
+      <w:pPr>
+        <w:spacing w:before="0" w:after="0"/>
+        <w:ind w:left="283" w:right="283"/>
+        <w:shd w:val="clear" w:color="auto" w:fill="F2F2F2"/>
+      </w:pPr>
+      <w:r>
+        <w:rPr>
+          <w:rFonts w:ascii="Courier New" w:hAnsi="Courier New"/>
+          <w:color w:val="1A1A1A"/>
+          <w:sz w:val="17"/>
+        </w:rPr>
+        <w:t>import seaborn as sns</w:t>
+      </w:r>
+    </w:p>
+    <w:p>
+      <w:pPr>
+        <w:spacing w:before="0" w:after="0"/>
+        <w:ind w:left="283" w:right="283"/>
+        <w:shd w:val="clear" w:color="auto" w:fill="F2F2F2"/>
+      </w:pPr>
+      <w:r>
+        <w:rPr>
+          <w:rFonts w:ascii="Courier New" w:hAnsi="Courier New"/>
+          <w:color w:val="1A1A1A"/>
+          <w:sz w:val="17"/>
+        </w:rPr>
+        <w:t>import scipy.stats as stats</w:t>
+      </w:r>
+    </w:p>
+    <w:p>
+      <w:pPr>
+        <w:spacing w:before="0" w:after="0"/>
+        <w:ind w:left="283" w:right="283"/>
+        <w:shd w:val="clear" w:color="auto" w:fill="F2F2F2"/>
+      </w:pPr>
+      <w:r>
+        <w:rPr>
+          <w:rFonts w:ascii="Courier New" w:hAnsi="Courier New"/>
+          <w:color w:val="1A1A1A"/>
+          <w:sz w:val="17"/>
+        </w:rPr>
+        <w:t xml:space="preserve"> </w:t>
+      </w:r>
+    </w:p>
+    <w:p>
+      <w:pPr>
+        <w:spacing w:before="0" w:after="0"/>
+        <w:ind w:left="283" w:right="283"/>
+        <w:shd w:val="clear" w:color="auto" w:fill="F2F2F2"/>
+      </w:pPr>
+      <w:r>
+        <w:rPr>
+          <w:rFonts w:ascii="Courier New" w:hAnsi="Courier New"/>
+          <w:color w:val="1A1A1A"/>
+          <w:sz w:val="17"/>
+        </w:rPr>
+        <w:t># ── Paths ──────────────────────────────────────────────────────────────────────</w:t>
+      </w:r>
+    </w:p>
+    <w:p>
+      <w:pPr>
+        <w:spacing w:before="0" w:after="0"/>
+        <w:ind w:left="283" w:right="283"/>
+        <w:shd w:val="clear" w:color="auto" w:fill="F2F2F2"/>
+      </w:pPr>
+      <w:r>
+        <w:rPr>
+          <w:rFonts w:ascii="Courier New" w:hAnsi="Courier New"/>
+          <w:color w:val="1A1A1A"/>
+          <w:sz w:val="17"/>
+        </w:rPr>
+        <w:t xml:space="preserve"> </w:t>
+      </w:r>
+    </w:p>
+    <w:p>
+      <w:pPr>
+        <w:spacing w:before="0" w:after="0"/>
+        <w:ind w:left="283" w:right="283"/>
+        <w:shd w:val="clear" w:color="auto" w:fill="F2F2F2"/>
+      </w:pPr>
+      <w:r>
+        <w:rPr>
+          <w:rFonts w:ascii="Courier New" w:hAnsi="Courier New"/>
+          <w:color w:val="1A1A1A"/>
+          <w:sz w:val="17"/>
+        </w:rPr>
+        <w:t># ... (helper functions defined above) ...</w:t>
+      </w:r>
+    </w:p>
+    <w:p>
+      <w:pPr>
+        <w:spacing w:before="0" w:after="0"/>
+        <w:ind w:left="283" w:right="283"/>
+        <w:shd w:val="clear" w:color="auto" w:fill="F2F2F2"/>
+      </w:pPr>
+      <w:r>
+        <w:rPr>
+          <w:rFonts w:ascii="Courier New" w:hAnsi="Courier New"/>
+          <w:color w:val="1A1A1A"/>
+          <w:sz w:val="17"/>
+        </w:rPr>
+        <w:t xml:space="preserve"> </w:t>
+      </w:r>
+    </w:p>
+    <w:p>
+      <w:pPr>
+        <w:spacing w:before="0" w:after="0"/>
+        <w:ind w:left="283" w:right="283"/>
+        <w:shd w:val="clear" w:color="auto" w:fill="F2F2F2"/>
+      </w:pPr>
+      <w:r>
+        <w:rPr>
+          <w:rFonts w:ascii="Courier New" w:hAnsi="Courier New"/>
+          <w:color w:val="1A1A1A"/>
+          <w:sz w:val="17"/>
+        </w:rPr>
+        <w:t xml:space="preserve"> </w:t>
+      </w:r>
+    </w:p>
+    <w:p>
+      <w:pPr>
+        <w:spacing w:before="0" w:after="0"/>
+        <w:ind w:left="283" w:right="283"/>
+        <w:shd w:val="clear" w:color="auto" w:fill="F2F2F2"/>
+      </w:pPr>
+      <w:r>
+        <w:rPr>
+          <w:rFonts w:ascii="Courier New" w:hAnsi="Courier New"/>
+          <w:color w:val="1A1A1A"/>
+          <w:sz w:val="17"/>
+        </w:rPr>
+        <w:t>def main():</w:t>
+      </w:r>
+    </w:p>
+    <w:p>
+      <w:pPr>
+        <w:spacing w:before="0" w:after="0"/>
+        <w:ind w:left="283" w:right="283"/>
+        <w:shd w:val="clear" w:color="auto" w:fill="F2F2F2"/>
+      </w:pPr>
+      <w:r>
+        <w:rPr>
+          <w:rFonts w:ascii="Courier New" w:hAnsi="Courier New"/>
+          <w:color w:val="1A1A1A"/>
+          <w:sz w:val="17"/>
+        </w:rPr>
+        <w:t xml:space="preserve">    print("=" * 65)</w:t>
+      </w:r>
+    </w:p>
+    <w:p>
+      <w:pPr>
+        <w:spacing w:before="0" w:after="0"/>
+        <w:ind w:left="283" w:right="283"/>
+        <w:shd w:val="clear" w:color="auto" w:fill="F2F2F2"/>
+      </w:pPr>
+      <w:r>
+        <w:rPr>
+          <w:rFonts w:ascii="Courier New" w:hAnsi="Courier New"/>
+          <w:color w:val="1A1A1A"/>
+          <w:sz w:val="17"/>
+        </w:rPr>
+        <w:t xml:space="preserve">    print("Experiment 9 — Temporal Forecasting: Stock Price Prediction")</w:t>
+      </w:r>
+    </w:p>
+    <w:p>
+      <w:pPr>
+        <w:spacing w:before="0" w:after="0"/>
+        <w:ind w:left="283" w:right="283"/>
+        <w:shd w:val="clear" w:color="auto" w:fill="F2F2F2"/>
+      </w:pPr>
+      <w:r>
+        <w:rPr>
+          <w:rFonts w:ascii="Courier New" w:hAnsi="Courier New"/>
+          <w:color w:val="1A1A1A"/>
+          <w:sz w:val="17"/>
+        </w:rPr>
+        <w:t xml:space="preserve">    print("=" * 65)</w:t>
+      </w:r>
+    </w:p>
+    <w:p>
+      <w:pPr>
+        <w:spacing w:before="0" w:after="0"/>
+        <w:ind w:left="283" w:right="283"/>
+        <w:shd w:val="clear" w:color="auto" w:fill="F2F2F2"/>
+      </w:pPr>
+      <w:r>
+        <w:rPr>
+          <w:rFonts w:ascii="Courier New" w:hAnsi="Courier New"/>
+          <w:color w:val="1A1A1A"/>
+          <w:sz w:val="17"/>
+        </w:rPr>
+        <w:t xml:space="preserve"> </w:t>
+      </w:r>
+    </w:p>
+    <w:p>
+      <w:pPr>
+        <w:spacing w:before="0" w:after="0"/>
+        <w:ind w:left="283" w:right="283"/>
+        <w:shd w:val="clear" w:color="auto" w:fill="F2F2F2"/>
+      </w:pPr>
+      <w:r>
+        <w:rPr>
+          <w:rFonts w:ascii="Courier New" w:hAnsi="Courier New"/>
+          <w:color w:val="1A1A1A"/>
+          <w:sz w:val="17"/>
+        </w:rPr>
+        <w:t xml:space="preserve">    # ── Data ──────────────────────────────────────────────────────────</w:t>
+      </w:r>
+    </w:p>
+    <w:p>
+      <w:pPr>
+        <w:spacing w:before="0" w:after="0"/>
+        <w:ind w:left="283" w:right="283"/>
+        <w:shd w:val="clear" w:color="auto" w:fill="F2F2F2"/>
+      </w:pPr>
+      <w:r>
+        <w:rPr>
+          <w:rFonts w:ascii="Courier New" w:hAnsi="Courier New"/>
+          <w:color w:val="1A1A1A"/>
+          <w:sz w:val="17"/>
+        </w:rPr>
+        <w:t xml:space="preserve">    df_raw = load_stock_data(ticker="AAPL", period_years=5)</w:t>
+      </w:r>
+    </w:p>
+    <w:p>
+      <w:pPr>
+        <w:spacing w:before="0" w:after="0"/>
+        <w:ind w:left="283" w:right="283"/>
+        <w:shd w:val="clear" w:color="auto" w:fill="F2F2F2"/>
+      </w:pPr>
+      <w:r>
+        <w:rPr>
+          <w:rFonts w:ascii="Courier New" w:hAnsi="Courier New"/>
+          <w:color w:val="1A1A1A"/>
+          <w:sz w:val="17"/>
+        </w:rPr>
+        <w:t xml:space="preserve">    df     = engineer_features(df_raw)</w:t>
+      </w:r>
+    </w:p>
+    <w:p>
+      <w:pPr>
+        <w:spacing w:before="0" w:after="0"/>
+        <w:ind w:left="283" w:right="283"/>
+        <w:shd w:val="clear" w:color="auto" w:fill="F2F2F2"/>
+      </w:pPr>
+      <w:r>
+        <w:rPr>
+          <w:rFonts w:ascii="Courier New" w:hAnsi="Courier New"/>
+          <w:color w:val="1A1A1A"/>
+          <w:sz w:val="17"/>
+        </w:rPr>
+        <w:t xml:space="preserve"> </w:t>
+      </w:r>
+    </w:p>
+    <w:p>
+      <w:pPr>
+        <w:spacing w:before="0" w:after="0"/>
+        <w:ind w:left="283" w:right="283"/>
+        <w:shd w:val="clear" w:color="auto" w:fill="F2F2F2"/>
+      </w:pPr>
+      <w:r>
+        <w:rPr>
+          <w:rFonts w:ascii="Courier New" w:hAnsi="Courier New"/>
+          <w:color w:val="1A1A1A"/>
+          <w:sz w:val="17"/>
+        </w:rPr>
+        <w:t xml:space="preserve">    close  = df["Close"]</w:t>
+      </w:r>
+    </w:p>
+    <w:p>
+      <w:pPr>
+        <w:spacing w:before="0" w:after="0"/>
+        <w:ind w:left="283" w:right="283"/>
+        <w:shd w:val="clear" w:color="auto" w:fill="F2F2F2"/>
+      </w:pPr>
+      <w:r>
+        <w:rPr>
+          <w:rFonts w:ascii="Courier New" w:hAnsi="Courier New"/>
+          <w:color w:val="1A1A1A"/>
+          <w:sz w:val="17"/>
+        </w:rPr>
+        <w:t xml:space="preserve">    log_ret = np.log(close / close.shift(1)).dropna()</w:t>
+      </w:r>
+    </w:p>
+    <w:p>
+      <w:pPr>
+        <w:spacing w:before="0" w:after="0"/>
+        <w:ind w:left="283" w:right="283"/>
+        <w:shd w:val="clear" w:color="auto" w:fill="F2F2F2"/>
+      </w:pPr>
+      <w:r>
+        <w:rPr>
+          <w:rFonts w:ascii="Courier New" w:hAnsi="Courier New"/>
+          <w:color w:val="1A1A1A"/>
+          <w:sz w:val="17"/>
+        </w:rPr>
+        <w:t xml:space="preserve"> </w:t>
+      </w:r>
+    </w:p>
+    <w:p>
+      <w:pPr>
+        <w:spacing w:before="0" w:after="0"/>
+        <w:ind w:left="283" w:right="283"/>
+        <w:shd w:val="clear" w:color="auto" w:fill="F2F2F2"/>
+      </w:pPr>
+      <w:r>
+        <w:rPr>
+          <w:rFonts w:ascii="Courier New" w:hAnsi="Courier New"/>
+          <w:color w:val="1A1A1A"/>
+          <w:sz w:val="17"/>
+        </w:rPr>
+        <w:t xml:space="preserve">    # ── STL Decomposition ─────────────────────────────────────────────</w:t>
+      </w:r>
+    </w:p>
+    <w:p>
+      <w:pPr>
+        <w:spacing w:before="0" w:after="0"/>
+        <w:ind w:left="283" w:right="283"/>
+        <w:shd w:val="clear" w:color="auto" w:fill="F2F2F2"/>
+      </w:pPr>
+      <w:r>
+        <w:rPr>
+          <w:rFonts w:ascii="Courier New" w:hAnsi="Courier New"/>
+          <w:color w:val="1A1A1A"/>
+          <w:sz w:val="17"/>
+        </w:rPr>
+        <w:t xml:space="preserve">    print("\n[Predictive] STL decomposition …")</w:t>
+      </w:r>
+    </w:p>
+    <w:p>
+      <w:pPr>
+        <w:spacing w:before="0" w:after="0"/>
+        <w:ind w:left="283" w:right="283"/>
+        <w:shd w:val="clear" w:color="auto" w:fill="F2F2F2"/>
+      </w:pPr>
+      <w:r>
+        <w:rPr>
+          <w:rFonts w:ascii="Courier New" w:hAnsi="Courier New"/>
+          <w:color w:val="1A1A1A"/>
+          <w:sz w:val="17"/>
+        </w:rPr>
+        <w:t xml:space="preserve">    stl_info = stl_decomposition(close)</w:t>
+      </w:r>
+    </w:p>
+    <w:p>
+      <w:pPr>
+        <w:spacing w:before="0" w:after="0"/>
+        <w:ind w:left="283" w:right="283"/>
+        <w:shd w:val="clear" w:color="auto" w:fill="F2F2F2"/>
+      </w:pPr>
+      <w:r>
+        <w:rPr>
+          <w:rFonts w:ascii="Courier New" w:hAnsi="Courier New"/>
+          <w:color w:val="1A1A1A"/>
+          <w:sz w:val="17"/>
+        </w:rPr>
+        <w:t xml:space="preserve">    print(f"  Trend strength={stl_info['trend_strength']:.4f}  "</w:t>
+      </w:r>
+    </w:p>
+    <w:p>
+      <w:pPr>
+        <w:spacing w:before="0" w:after="0"/>
+        <w:ind w:left="283" w:right="283"/>
+        <w:shd w:val="clear" w:color="auto" w:fill="F2F2F2"/>
+      </w:pPr>
+      <w:r>
+        <w:rPr>
+          <w:rFonts w:ascii="Courier New" w:hAnsi="Courier New"/>
+          <w:color w:val="1A1A1A"/>
+          <w:sz w:val="17"/>
+        </w:rPr>
+        <w:t xml:space="preserve">          f"Seasonal strength={stl_info['seasonal_strength']:.4f}")</w:t>
+      </w:r>
+    </w:p>
+    <w:p>
+      <w:pPr>
+        <w:spacing w:before="0" w:after="0"/>
+        <w:ind w:left="283" w:right="283"/>
+        <w:shd w:val="clear" w:color="auto" w:fill="F2F2F2"/>
+      </w:pPr>
+      <w:r>
+        <w:rPr>
+          <w:rFonts w:ascii="Courier New" w:hAnsi="Courier New"/>
+          <w:color w:val="1A1A1A"/>
+          <w:sz w:val="17"/>
+        </w:rPr>
+        <w:t xml:space="preserve"> </w:t>
+      </w:r>
+    </w:p>
+    <w:p>
+      <w:pPr>
+        <w:spacing w:before="0" w:after="0"/>
+        <w:ind w:left="283" w:right="283"/>
+        <w:shd w:val="clear" w:color="auto" w:fill="F2F2F2"/>
+      </w:pPr>
+      <w:r>
+        <w:rPr>
+          <w:rFonts w:ascii="Courier New" w:hAnsi="Courier New"/>
+          <w:color w:val="1A1A1A"/>
+          <w:sz w:val="17"/>
+        </w:rPr>
+        <w:t xml:space="preserve">    # ── Stationarity tests on log-returns ──────────────────────────────</w:t>
+      </w:r>
+    </w:p>
+    <w:p>
+      <w:pPr>
+        <w:spacing w:before="0" w:after="0"/>
+        <w:ind w:left="283" w:right="283"/>
+        <w:shd w:val="clear" w:color="auto" w:fill="F2F2F2"/>
+      </w:pPr>
+      <w:r>
+        <w:rPr>
+          <w:rFonts w:ascii="Courier New" w:hAnsi="Courier New"/>
+          <w:color w:val="1A1A1A"/>
+          <w:sz w:val="17"/>
+        </w:rPr>
+        <w:t xml:space="preserve">    print("[Predictive] Stationarity tests on log-returns …")</w:t>
+      </w:r>
+    </w:p>
+    <w:p>
+      <w:pPr>
+        <w:spacing w:before="0" w:after="0"/>
+        <w:ind w:left="283" w:right="283"/>
+        <w:shd w:val="clear" w:color="auto" w:fill="F2F2F2"/>
+      </w:pPr>
+      <w:r>
+        <w:rPr>
+          <w:rFonts w:ascii="Courier New" w:hAnsi="Courier New"/>
+          <w:color w:val="1A1A1A"/>
+          <w:sz w:val="17"/>
+        </w:rPr>
+        <w:t xml:space="preserve">    stat_tests = stationarity_tests(log_ret)</w:t>
+      </w:r>
+    </w:p>
+    <w:p>
+      <w:pPr>
+        <w:spacing w:before="0" w:after="0"/>
+        <w:ind w:left="283" w:right="283"/>
+        <w:shd w:val="clear" w:color="auto" w:fill="F2F2F2"/>
+      </w:pPr>
+      <w:r>
+        <w:rPr>
+          <w:rFonts w:ascii="Courier New" w:hAnsi="Courier New"/>
+          <w:color w:val="1A1A1A"/>
+          <w:sz w:val="17"/>
+        </w:rPr>
+        <w:t xml:space="preserve"> </w:t>
+      </w:r>
+    </w:p>
+    <w:p>
+      <w:pPr>
+        <w:spacing w:before="0" w:after="0"/>
+        <w:ind w:left="283" w:right="283"/>
+        <w:shd w:val="clear" w:color="auto" w:fill="F2F2F2"/>
+      </w:pPr>
+      <w:r>
+        <w:rPr>
+          <w:rFonts w:ascii="Courier New" w:hAnsi="Courier New"/>
+          <w:color w:val="1A1A1A"/>
+          <w:sz w:val="17"/>
+        </w:rPr>
+        <w:t xml:space="preserve">    # ── ARIMA ─────────────────────────────────────────────────────────</w:t>
+      </w:r>
+    </w:p>
+    <w:p>
+      <w:pPr>
+        <w:spacing w:before="0" w:after="0"/>
+        <w:ind w:left="283" w:right="283"/>
+        <w:shd w:val="clear" w:color="auto" w:fill="F2F2F2"/>
+      </w:pPr>
+      <w:r>
+        <w:rPr>
+          <w:rFonts w:ascii="Courier New" w:hAnsi="Courier New"/>
+          <w:color w:val="1A1A1A"/>
+          <w:sz w:val="17"/>
+        </w:rPr>
+        <w:t xml:space="preserve">    print("[Predictive] ARIMA fitting (AIC grid search) …")</w:t>
+      </w:r>
+    </w:p>
+    <w:p>
+      <w:pPr>
+        <w:spacing w:before="0" w:after="0"/>
+        <w:ind w:left="283" w:right="283"/>
+        <w:shd w:val="clear" w:color="auto" w:fill="F2F2F2"/>
+      </w:pPr>
+      <w:r>
+        <w:rPr>
+          <w:rFonts w:ascii="Courier New" w:hAnsi="Courier New"/>
+          <w:color w:val="1A1A1A"/>
+          <w:sz w:val="17"/>
+        </w:rPr>
+        <w:t xml:space="preserve">    train_ret     = log_ret.iloc[:int(len(log_ret) * 0.90)]</w:t>
+      </w:r>
+    </w:p>
+    <w:p>
+      <w:pPr>
+        <w:spacing w:before="0" w:after="0"/>
+        <w:ind w:left="283" w:right="283"/>
+        <w:shd w:val="clear" w:color="auto" w:fill="F2F2F2"/>
+      </w:pPr>
+      <w:r>
+        <w:rPr>
+          <w:rFonts w:ascii="Courier New" w:hAnsi="Courier New"/>
+          <w:color w:val="1A1A1A"/>
+          <w:sz w:val="17"/>
+        </w:rPr>
+        <w:t xml:space="preserve">    arima_result  = fit_arima(train_ret, horizon=30)</w:t>
+      </w:r>
+    </w:p>
+    <w:p>
+      <w:pPr>
+        <w:spacing w:before="0" w:after="0"/>
+        <w:ind w:left="283" w:right="283"/>
+        <w:shd w:val="clear" w:color="auto" w:fill="F2F2F2"/>
+      </w:pPr>
+      <w:r>
+        <w:rPr>
+          <w:rFonts w:ascii="Courier New" w:hAnsi="Courier New"/>
+          <w:color w:val="1A1A1A"/>
+          <w:sz w:val="17"/>
+        </w:rPr>
+        <w:t xml:space="preserve"> </w:t>
+      </w:r>
+    </w:p>
+    <w:p>
+      <w:pPr>
+        <w:spacing w:before="0" w:after="0"/>
+        <w:ind w:left="283" w:right="283"/>
+        <w:shd w:val="clear" w:color="auto" w:fill="F2F2F2"/>
+      </w:pPr>
+      <w:r>
+        <w:rPr>
+          <w:rFonts w:ascii="Courier New" w:hAnsi="Courier New"/>
+          <w:color w:val="1A1A1A"/>
+          <w:sz w:val="17"/>
+        </w:rPr>
+        <w:t xml:space="preserve">    # ── SARIMA ────────────────────────────────────────────────────────</w:t>
+      </w:r>
+    </w:p>
+    <w:p>
+      <w:pPr>
+        <w:spacing w:before="0" w:after="0"/>
+        <w:ind w:left="283" w:right="283"/>
+        <w:shd w:val="clear" w:color="auto" w:fill="F2F2F2"/>
+      </w:pPr>
+      <w:r>
+        <w:rPr>
+          <w:rFonts w:ascii="Courier New" w:hAnsi="Courier New"/>
+          <w:color w:val="1A1A1A"/>
+          <w:sz w:val="17"/>
+        </w:rPr>
+        <w:t xml:space="preserve">    print("[Predictive] SARIMA fitting …")</w:t>
+      </w:r>
+    </w:p>
+    <w:p>
+      <w:pPr>
+        <w:spacing w:before="0" w:after="0"/>
+        <w:ind w:left="283" w:right="283"/>
+        <w:shd w:val="clear" w:color="auto" w:fill="F2F2F2"/>
+      </w:pPr>
+      <w:r>
+        <w:rPr>
+          <w:rFonts w:ascii="Courier New" w:hAnsi="Courier New"/>
+          <w:color w:val="1A1A1A"/>
+          <w:sz w:val="17"/>
+        </w:rPr>
+        <w:t xml:space="preserve">    sarima_result = fit_sarima(train_ret, horizon=30)</w:t>
+      </w:r>
+    </w:p>
+    <w:p>
+      <w:pPr>
+        <w:spacing w:before="0" w:after="0"/>
+        <w:ind w:left="283" w:right="283"/>
+        <w:shd w:val="clear" w:color="auto" w:fill="F2F2F2"/>
+      </w:pPr>
+      <w:r>
+        <w:rPr>
+          <w:rFonts w:ascii="Courier New" w:hAnsi="Courier New"/>
+          <w:color w:val="1A1A1A"/>
+          <w:sz w:val="17"/>
+        </w:rPr>
+        <w:t xml:space="preserve"> </w:t>
+      </w:r>
+    </w:p>
+    <w:p>
+      <w:pPr>
+        <w:spacing w:before="0" w:after="0"/>
+        <w:ind w:left="283" w:right="283"/>
+        <w:shd w:val="clear" w:color="auto" w:fill="F2F2F2"/>
+      </w:pPr>
+      <w:r>
+        <w:rPr>
+          <w:rFonts w:ascii="Courier New" w:hAnsi="Courier New"/>
+          <w:color w:val="1A1A1A"/>
+          <w:sz w:val="17"/>
+        </w:rPr>
+        <w:t xml:space="preserve">    # ── Prophet ───────────────────────────────────────────────────────</w:t>
+      </w:r>
+    </w:p>
+    <w:p>
+      <w:pPr>
+        <w:spacing w:before="0" w:after="0"/>
+        <w:ind w:left="283" w:right="283"/>
+        <w:shd w:val="clear" w:color="auto" w:fill="F2F2F2"/>
+      </w:pPr>
+      <w:r>
+        <w:rPr>
+          <w:rFonts w:ascii="Courier New" w:hAnsi="Courier New"/>
+          <w:color w:val="1A1A1A"/>
+          <w:sz w:val="17"/>
+        </w:rPr>
+        <w:t xml:space="preserve">    print("[Predictive] Prophet fitting …")</w:t>
+      </w:r>
+    </w:p>
+    <w:p>
+      <w:pPr>
+        <w:spacing w:before="0" w:after="0"/>
+        <w:ind w:left="283" w:right="283"/>
+        <w:shd w:val="clear" w:color="auto" w:fill="F2F2F2"/>
+      </w:pPr>
+      <w:r>
+        <w:rPr>
+          <w:rFonts w:ascii="Courier New" w:hAnsi="Courier New"/>
+          <w:color w:val="1A1A1A"/>
+          <w:sz w:val="17"/>
+        </w:rPr>
+        <w:t xml:space="preserve">    prophet_result = fit_prophet(close, horizon_days=90)</w:t>
+      </w:r>
+    </w:p>
+    <w:p>
+      <w:pPr>
+        <w:spacing w:before="0" w:after="0"/>
+        <w:ind w:left="283" w:right="283"/>
+        <w:shd w:val="clear" w:color="auto" w:fill="F2F2F2"/>
+      </w:pPr>
+      <w:r>
+        <w:rPr>
+          <w:rFonts w:ascii="Courier New" w:hAnsi="Courier New"/>
+          <w:color w:val="1A1A1A"/>
+          <w:sz w:val="17"/>
+        </w:rPr>
+        <w:t xml:space="preserve"> </w:t>
+      </w:r>
+    </w:p>
+    <w:p>
+      <w:pPr>
+        <w:spacing w:before="0" w:after="0"/>
+        <w:ind w:left="283" w:right="283"/>
+        <w:shd w:val="clear" w:color="auto" w:fill="F2F2F2"/>
+      </w:pPr>
+      <w:r>
+        <w:rPr>
+          <w:rFonts w:ascii="Courier New" w:hAnsi="Courier New"/>
+          <w:color w:val="1A1A1A"/>
+          <w:sz w:val="17"/>
+        </w:rPr>
+        <w:t xml:space="preserve">    # ── XGBoost on lags ───────────────────────────────────────────────</w:t>
+      </w:r>
+    </w:p>
+    <w:p>
+      <w:pPr>
+        <w:spacing w:before="0" w:after="0"/>
+        <w:ind w:left="283" w:right="283"/>
+        <w:shd w:val="clear" w:color="auto" w:fill="F2F2F2"/>
+      </w:pPr>
+      <w:r>
+        <w:rPr>
+          <w:rFonts w:ascii="Courier New" w:hAnsi="Courier New"/>
+          <w:color w:val="1A1A1A"/>
+          <w:sz w:val="17"/>
+        </w:rPr>
+        <w:t xml:space="preserve">    print("[Predictive] XGBoost on lag features …")</w:t>
+      </w:r>
+    </w:p>
+    <w:p>
+      <w:pPr>
+        <w:spacing w:before="0" w:after="0"/>
+        <w:ind w:left="283" w:right="283"/>
+        <w:shd w:val="clear" w:color="auto" w:fill="F2F2F2"/>
+      </w:pPr>
+      <w:r>
+        <w:rPr>
+          <w:rFonts w:ascii="Courier New" w:hAnsi="Courier New"/>
+          <w:color w:val="1A1A1A"/>
+          <w:sz w:val="17"/>
+        </w:rPr>
+        <w:t xml:space="preserve">    xgb_result = fit_xgboost_forecast(df, horizon=30)</w:t>
+      </w:r>
+    </w:p>
+    <w:p>
+      <w:pPr>
+        <w:spacing w:before="0" w:after="0"/>
+        <w:ind w:left="283" w:right="283"/>
+        <w:shd w:val="clear" w:color="auto" w:fill="F2F2F2"/>
+      </w:pPr>
+      <w:r>
+        <w:rPr>
+          <w:rFonts w:ascii="Courier New" w:hAnsi="Courier New"/>
+          <w:color w:val="1A1A1A"/>
+          <w:sz w:val="17"/>
+        </w:rPr>
+        <w:t xml:space="preserve"> </w:t>
+      </w:r>
+    </w:p>
+    <w:p>
+      <w:pPr>
+        <w:spacing w:before="0" w:after="0"/>
+        <w:ind w:left="283" w:right="283"/>
+        <w:shd w:val="clear" w:color="auto" w:fill="F2F2F2"/>
+      </w:pPr>
+      <w:r>
+        <w:rPr>
+          <w:rFonts w:ascii="Courier New" w:hAnsi="Courier New"/>
+          <w:color w:val="1A1A1A"/>
+          <w:sz w:val="17"/>
+        </w:rPr>
+        <w:t xml:space="preserve">    # ── Prescriptive: Trading signals ─────────────────────────────────</w:t>
+      </w:r>
+    </w:p>
+    <w:p>
+      <w:pPr>
+        <w:spacing w:before="0" w:after="0"/>
+        <w:ind w:left="283" w:right="283"/>
+        <w:shd w:val="clear" w:color="auto" w:fill="F2F2F2"/>
+      </w:pPr>
+      <w:r>
+        <w:rPr>
+          <w:rFonts w:ascii="Courier New" w:hAnsi="Courier New"/>
+          <w:color w:val="1A1A1A"/>
+          <w:sz w:val="17"/>
+        </w:rPr>
+        <w:t xml:space="preserve">    print("\n[Prescriptive] Computing trading signals …")</w:t>
+      </w:r>
+    </w:p>
+    <w:p>
+      <w:pPr>
+        <w:spacing w:before="0" w:after="0"/>
+        <w:ind w:left="283" w:right="283"/>
+        <w:shd w:val="clear" w:color="auto" w:fill="F2F2F2"/>
+      </w:pPr>
+      <w:r>
+        <w:rPr>
+          <w:rFonts w:ascii="Courier New" w:hAnsi="Courier New"/>
+          <w:color w:val="1A1A1A"/>
+          <w:sz w:val="17"/>
+        </w:rPr>
+        <w:t xml:space="preserve">    df_sig = compute_signals(df)</w:t>
+      </w:r>
+    </w:p>
+    <w:p>
+      <w:pPr>
+        <w:spacing w:before="0" w:after="0"/>
+        <w:ind w:left="283" w:right="283"/>
+        <w:shd w:val="clear" w:color="auto" w:fill="F2F2F2"/>
+      </w:pPr>
+      <w:r>
+        <w:rPr>
+          <w:rFonts w:ascii="Courier New" w:hAnsi="Courier New"/>
+          <w:color w:val="1A1A1A"/>
+          <w:sz w:val="17"/>
+        </w:rPr>
+        <w:t xml:space="preserve">    signal_counts = df_sig["signal"].value_counts()</w:t>
+      </w:r>
+    </w:p>
+    <w:p>
+      <w:pPr>
+        <w:spacing w:before="0" w:after="0"/>
+        <w:ind w:left="283" w:right="283"/>
+        <w:shd w:val="clear" w:color="auto" w:fill="F2F2F2"/>
+      </w:pPr>
+      <w:r>
+        <w:rPr>
+          <w:rFonts w:ascii="Courier New" w:hAnsi="Courier New"/>
+          <w:color w:val="1A1A1A"/>
+          <w:sz w:val="17"/>
+        </w:rPr>
+        <w:t xml:space="preserve">    print("  Signal distribution:")</w:t>
+      </w:r>
+    </w:p>
+    <w:p>
+      <w:pPr>
+        <w:spacing w:before="0" w:after="0"/>
+        <w:ind w:left="283" w:right="283"/>
+        <w:shd w:val="clear" w:color="auto" w:fill="F2F2F2"/>
+      </w:pPr>
+      <w:r>
+        <w:rPr>
+          <w:rFonts w:ascii="Courier New" w:hAnsi="Courier New"/>
+          <w:color w:val="1A1A1A"/>
+          <w:sz w:val="17"/>
+        </w:rPr>
+        <w:t xml:space="preserve">    for s, c in signal_counts.items():</w:t>
+      </w:r>
+    </w:p>
+    <w:p>
+      <w:pPr>
+        <w:spacing w:before="0" w:after="0"/>
+        <w:ind w:left="283" w:right="283"/>
+        <w:shd w:val="clear" w:color="auto" w:fill="F2F2F2"/>
+      </w:pPr>
+      <w:r>
+        <w:rPr>
+          <w:rFonts w:ascii="Courier New" w:hAnsi="Courier New"/>
+          <w:color w:val="1A1A1A"/>
+          <w:sz w:val="17"/>
+        </w:rPr>
+        <w:t xml:space="preserve">        print(f"    {s:15s}: {c:5d}")</w:t>
+      </w:r>
+    </w:p>
+    <w:p>
+      <w:pPr>
+        <w:spacing w:before="0" w:after="0"/>
+        <w:ind w:left="283" w:right="283"/>
+        <w:shd w:val="clear" w:color="auto" w:fill="F2F2F2"/>
+      </w:pPr>
+      <w:r>
+        <w:rPr>
+          <w:rFonts w:ascii="Courier New" w:hAnsi="Courier New"/>
+          <w:color w:val="1A1A1A"/>
+          <w:sz w:val="17"/>
+        </w:rPr>
+        <w:t xml:space="preserve"> </w:t>
+      </w:r>
+    </w:p>
+    <w:p>
+      <w:pPr>
+        <w:spacing w:before="0" w:after="0"/>
+        <w:ind w:left="283" w:right="283"/>
+        <w:shd w:val="clear" w:color="auto" w:fill="F2F2F2"/>
+      </w:pPr>
+      <w:r>
+        <w:rPr>
+          <w:rFonts w:ascii="Courier New" w:hAnsi="Courier New"/>
+          <w:color w:val="1A1A1A"/>
+          <w:sz w:val="17"/>
+        </w:rPr>
+        <w:t xml:space="preserve">    last_signal = df_sig["signal"].iloc[-1]</w:t>
+      </w:r>
+    </w:p>
+    <w:p>
+      <w:pPr>
+        <w:spacing w:before="0" w:after="0"/>
+        <w:ind w:left="283" w:right="283"/>
+        <w:shd w:val="clear" w:color="auto" w:fill="F2F2F2"/>
+      </w:pPr>
+      <w:r>
+        <w:rPr>
+          <w:rFonts w:ascii="Courier New" w:hAnsi="Courier New"/>
+          <w:color w:val="1A1A1A"/>
+          <w:sz w:val="17"/>
+        </w:rPr>
+        <w:t xml:space="preserve">    print(f"  Latest signal: {last_signal}")</w:t>
+      </w:r>
+    </w:p>
+    <w:p>
+      <w:pPr>
+        <w:spacing w:before="0" w:after="0"/>
+        <w:ind w:left="283" w:right="283"/>
+        <w:shd w:val="clear" w:color="auto" w:fill="F2F2F2"/>
+      </w:pPr>
+      <w:r>
+        <w:rPr>
+          <w:rFonts w:ascii="Courier New" w:hAnsi="Courier New"/>
+          <w:color w:val="1A1A1A"/>
+          <w:sz w:val="17"/>
+        </w:rPr>
+        <w:t xml:space="preserve"> </w:t>
+      </w:r>
+    </w:p>
+    <w:p>
+      <w:pPr>
+        <w:spacing w:before="0" w:after="0"/>
+        <w:ind w:left="283" w:right="283"/>
+        <w:shd w:val="clear" w:color="auto" w:fill="F2F2F2"/>
+      </w:pPr>
+      <w:r>
+        <w:rPr>
+          <w:rFonts w:ascii="Courier New" w:hAnsi="Courier New"/>
+          <w:color w:val="1A1A1A"/>
+          <w:sz w:val="17"/>
+        </w:rPr>
+        <w:t xml:space="preserve">    # ── Backtesting ───────────────────────────────────────────────────</w:t>
+      </w:r>
+    </w:p>
+    <w:p>
+      <w:pPr>
+        <w:spacing w:before="0" w:after="0"/>
+        <w:ind w:left="283" w:right="283"/>
+        <w:shd w:val="clear" w:color="auto" w:fill="F2F2F2"/>
+      </w:pPr>
+      <w:r>
+        <w:rPr>
+          <w:rFonts w:ascii="Courier New" w:hAnsi="Courier New"/>
+          <w:color w:val="1A1A1A"/>
+          <w:sz w:val="17"/>
+        </w:rPr>
+        <w:t xml:space="preserve">    print("[Prescriptive] Backtesting strategy …")</w:t>
+      </w:r>
+    </w:p>
+    <w:p>
+      <w:pPr>
+        <w:spacing w:before="0" w:after="0"/>
+        <w:ind w:left="283" w:right="283"/>
+        <w:shd w:val="clear" w:color="auto" w:fill="F2F2F2"/>
+      </w:pPr>
+      <w:r>
+        <w:rPr>
+          <w:rFonts w:ascii="Courier New" w:hAnsi="Courier New"/>
+          <w:color w:val="1A1A1A"/>
+          <w:sz w:val="17"/>
+        </w:rPr>
+        <w:t xml:space="preserve">    backtest = backtesting(df_sig)</w:t>
+      </w:r>
+    </w:p>
+    <w:p>
+      <w:pPr>
+        <w:spacing w:before="0" w:after="0"/>
+        <w:ind w:left="283" w:right="283"/>
+        <w:shd w:val="clear" w:color="auto" w:fill="F2F2F2"/>
+      </w:pPr>
+      <w:r>
+        <w:rPr>
+          <w:rFonts w:ascii="Courier New" w:hAnsi="Courier New"/>
+          <w:color w:val="1A1A1A"/>
+          <w:sz w:val="17"/>
+        </w:rPr>
+        <w:t xml:space="preserve">    print(f"  Strategy return:  {backtest['strategy_return_%']:+.1f}%")</w:t>
+      </w:r>
+    </w:p>
+    <w:p>
+      <w:pPr>
+        <w:spacing w:before="0" w:after="0"/>
+        <w:ind w:left="283" w:right="283"/>
+        <w:shd w:val="clear" w:color="auto" w:fill="F2F2F2"/>
+      </w:pPr>
+      <w:r>
+        <w:rPr>
+          <w:rFonts w:ascii="Courier New" w:hAnsi="Courier New"/>
+          <w:color w:val="1A1A1A"/>
+          <w:sz w:val="17"/>
+        </w:rPr>
+        <w:t xml:space="preserve">    print(f"  Buy-hold return:  {backtest['buy_hold_return_%']:+.1f}%")</w:t>
+      </w:r>
+    </w:p>
+    <w:p>
+      <w:pPr>
+        <w:spacing w:before="0" w:after="0"/>
+        <w:ind w:left="283" w:right="283"/>
+        <w:shd w:val="clear" w:color="auto" w:fill="F2F2F2"/>
+      </w:pPr>
+      <w:r>
+        <w:rPr>
+          <w:rFonts w:ascii="Courier New" w:hAnsi="Courier New"/>
+          <w:color w:val="1A1A1A"/>
+          <w:sz w:val="17"/>
+        </w:rPr>
+        <w:t xml:space="preserve">    print(f"  Sharpe ratio:     {backtest['sharpe_ratio']:.4f}")</w:t>
+      </w:r>
+    </w:p>
+    <w:p>
+      <w:pPr>
+        <w:spacing w:before="0" w:after="0"/>
+        <w:ind w:left="283" w:right="283"/>
+        <w:shd w:val="clear" w:color="auto" w:fill="F2F2F2"/>
+      </w:pPr>
+      <w:r>
+        <w:rPr>
+          <w:rFonts w:ascii="Courier New" w:hAnsi="Courier New"/>
+          <w:color w:val="1A1A1A"/>
+          <w:sz w:val="17"/>
+        </w:rPr>
+        <w:t xml:space="preserve">    print(f"  Max drawdown:     {backtest['max_drawdown_%']:.1f}%")</w:t>
+      </w:r>
+    </w:p>
+    <w:p>
+      <w:pPr>
+        <w:spacing w:before="0" w:after="0"/>
+        <w:ind w:left="283" w:right="283"/>
+        <w:shd w:val="clear" w:color="auto" w:fill="F2F2F2"/>
+      </w:pPr>
+      <w:r>
+        <w:rPr>
+          <w:rFonts w:ascii="Courier New" w:hAnsi="Courier New"/>
+          <w:color w:val="1A1A1A"/>
+          <w:sz w:val="17"/>
+        </w:rPr>
+        <w:t xml:space="preserve">    print(f"  Number of trades: {backtest['n_trades']}")</w:t>
+      </w:r>
+    </w:p>
+    <w:p>
+      <w:pPr>
+        <w:spacing w:before="0" w:after="0"/>
+        <w:ind w:left="283" w:right="283"/>
+        <w:shd w:val="clear" w:color="auto" w:fill="F2F2F2"/>
+      </w:pPr>
+      <w:r>
+        <w:rPr>
+          <w:rFonts w:ascii="Courier New" w:hAnsi="Courier New"/>
+          <w:color w:val="1A1A1A"/>
+          <w:sz w:val="17"/>
+        </w:rPr>
+        <w:t xml:space="preserve"> </w:t>
+      </w:r>
+    </w:p>
+    <w:p>
+      <w:pPr>
+        <w:spacing w:before="0" w:after="0"/>
+        <w:ind w:left="283" w:right="283"/>
+        <w:shd w:val="clear" w:color="auto" w:fill="F2F2F2"/>
+      </w:pPr>
+      <w:r>
+        <w:rPr>
+          <w:rFonts w:ascii="Courier New" w:hAnsi="Courier New"/>
+          <w:color w:val="1A1A1A"/>
+          <w:sz w:val="17"/>
+        </w:rPr>
+        <w:t xml:space="preserve">    # ── VaR ───────────────────────────────────────────────────────────</w:t>
+      </w:r>
+    </w:p>
+    <w:p>
+      <w:pPr>
+        <w:spacing w:before="0" w:after="0"/>
+        <w:ind w:left="283" w:right="283"/>
+        <w:shd w:val="clear" w:color="auto" w:fill="F2F2F2"/>
+      </w:pPr>
+      <w:r>
+        <w:rPr>
+          <w:rFonts w:ascii="Courier New" w:hAnsi="Courier New"/>
+          <w:color w:val="1A1A1A"/>
+          <w:sz w:val="17"/>
+        </w:rPr>
+        <w:t xml:space="preserve">    print("[Prescriptive] Value at Risk …")</w:t>
+      </w:r>
+    </w:p>
+    <w:p>
+      <w:pPr>
+        <w:spacing w:before="0" w:after="0"/>
+        <w:ind w:left="283" w:right="283"/>
+        <w:shd w:val="clear" w:color="auto" w:fill="F2F2F2"/>
+      </w:pPr>
+      <w:r>
+        <w:rPr>
+          <w:rFonts w:ascii="Courier New" w:hAnsi="Courier New"/>
+          <w:color w:val="1A1A1A"/>
+          <w:sz w:val="17"/>
+        </w:rPr>
+        <w:t xml:space="preserve">    var_info = value_at_risk(df["return_1d"].dropna(), confidence=0.95)</w:t>
+      </w:r>
+    </w:p>
+    <w:p>
+      <w:pPr>
+        <w:spacing w:before="0" w:after="0"/>
+        <w:ind w:left="283" w:right="283"/>
+        <w:shd w:val="clear" w:color="auto" w:fill="F2F2F2"/>
+      </w:pPr>
+      <w:r>
+        <w:rPr>
+          <w:rFonts w:ascii="Courier New" w:hAnsi="Courier New"/>
+          <w:color w:val="1A1A1A"/>
+          <w:sz w:val="17"/>
+        </w:rPr>
+        <w:t xml:space="preserve">    print(f"  {var_info['interpretation']}")</w:t>
+      </w:r>
+    </w:p>
+    <w:p>
+      <w:pPr>
+        <w:spacing w:before="0" w:after="0"/>
+        <w:ind w:left="283" w:right="283"/>
+        <w:shd w:val="clear" w:color="auto" w:fill="F2F2F2"/>
+      </w:pPr>
+      <w:r>
+        <w:rPr>
+          <w:rFonts w:ascii="Courier New" w:hAnsi="Courier New"/>
+          <w:color w:val="1A1A1A"/>
+          <w:sz w:val="17"/>
+        </w:rPr>
+        <w:t xml:space="preserve"> </w:t>
+      </w:r>
+    </w:p>
+    <w:p>
+      <w:pPr>
+        <w:spacing w:before="0" w:after="0"/>
+        <w:ind w:left="283" w:right="283"/>
+        <w:shd w:val="clear" w:color="auto" w:fill="F2F2F2"/>
+      </w:pPr>
+      <w:r>
+        <w:rPr>
+          <w:rFonts w:ascii="Courier New" w:hAnsi="Courier New"/>
+          <w:color w:val="1A1A1A"/>
+          <w:sz w:val="17"/>
+        </w:rPr>
+        <w:t xml:space="preserve">    # ── Portfolio allocation ───────────────────────────────────────────</w:t>
+      </w:r>
+    </w:p>
+    <w:p>
+      <w:pPr>
+        <w:spacing w:before="0" w:after="0"/>
+        <w:ind w:left="283" w:right="283"/>
+        <w:shd w:val="clear" w:color="auto" w:fill="F2F2F2"/>
+      </w:pPr>
+      <w:r>
+        <w:rPr>
+          <w:rFonts w:ascii="Courier New" w:hAnsi="Courier New"/>
+          <w:color w:val="1A1A1A"/>
+          <w:sz w:val="17"/>
+        </w:rPr>
+        <w:t xml:space="preserve">    allocation = portfolio_allocation(last_signal, var_info)</w:t>
+      </w:r>
+    </w:p>
+    <w:p>
+      <w:pPr>
+        <w:spacing w:before="0" w:after="0"/>
+        <w:ind w:left="283" w:right="283"/>
+        <w:shd w:val="clear" w:color="auto" w:fill="F2F2F2"/>
+      </w:pPr>
+      <w:r>
+        <w:rPr>
+          <w:rFonts w:ascii="Courier New" w:hAnsi="Courier New"/>
+          <w:color w:val="1A1A1A"/>
+          <w:sz w:val="17"/>
+        </w:rPr>
+        <w:t xml:space="preserve">    print(f"[Prescriptive] Portfolio allocation → {allocation['rationale']}")</w:t>
+      </w:r>
+    </w:p>
+    <w:p>
+      <w:pPr>
+        <w:spacing w:before="0" w:after="0"/>
+        <w:ind w:left="283" w:right="283"/>
+        <w:shd w:val="clear" w:color="auto" w:fill="F2F2F2"/>
+      </w:pPr>
+      <w:r>
+        <w:rPr>
+          <w:rFonts w:ascii="Courier New" w:hAnsi="Courier New"/>
+          <w:color w:val="1A1A1A"/>
+          <w:sz w:val="17"/>
+        </w:rPr>
+        <w:t xml:space="preserve">    print(f"  Equity={allocation['equity_%']}%  "</w:t>
+      </w:r>
+    </w:p>
+    <w:p>
+      <w:pPr>
+        <w:spacing w:before="0" w:after="0"/>
+        <w:ind w:left="283" w:right="283"/>
+        <w:shd w:val="clear" w:color="auto" w:fill="F2F2F2"/>
+      </w:pPr>
+      <w:r>
+        <w:rPr>
+          <w:rFonts w:ascii="Courier New" w:hAnsi="Courier New"/>
+          <w:color w:val="1A1A1A"/>
+          <w:sz w:val="17"/>
+        </w:rPr>
+        <w:t xml:space="preserve">          f"Bonds={allocation['bonds_%']}%  "</w:t>
+      </w:r>
+    </w:p>
+    <w:p>
+      <w:pPr>
+        <w:spacing w:before="0" w:after="0"/>
+        <w:ind w:left="283" w:right="283"/>
+        <w:shd w:val="clear" w:color="auto" w:fill="F2F2F2"/>
+      </w:pPr>
+      <w:r>
+        <w:rPr>
+          <w:rFonts w:ascii="Courier New" w:hAnsi="Courier New"/>
+          <w:color w:val="1A1A1A"/>
+          <w:sz w:val="17"/>
+        </w:rPr>
+        <w:t xml:space="preserve">          f"Cash={allocation['cash_%']}%")</w:t>
+      </w:r>
+    </w:p>
+    <w:p>
+      <w:pPr>
+        <w:spacing w:before="0" w:after="0"/>
+        <w:ind w:left="283" w:right="283"/>
+        <w:shd w:val="clear" w:color="auto" w:fill="F2F2F2"/>
+      </w:pPr>
+      <w:r>
+        <w:rPr>
+          <w:rFonts w:ascii="Courier New" w:hAnsi="Courier New"/>
+          <w:color w:val="1A1A1A"/>
+          <w:sz w:val="17"/>
+        </w:rPr>
+        <w:t xml:space="preserve"> </w:t>
+      </w:r>
+    </w:p>
+    <w:p>
+      <w:pPr>
+        <w:spacing w:before="0" w:after="0"/>
+        <w:ind w:left="283" w:right="283"/>
+        <w:shd w:val="clear" w:color="auto" w:fill="F2F2F2"/>
+      </w:pPr>
+      <w:r>
+        <w:rPr>
+          <w:rFonts w:ascii="Courier New" w:hAnsi="Courier New"/>
+          <w:color w:val="1A1A1A"/>
+          <w:sz w:val="17"/>
+        </w:rPr>
+        <w:t xml:space="preserve">    # ── Plots ─────────────────────────────────────────────────────────</w:t>
+      </w:r>
+    </w:p>
+    <w:p>
+      <w:pPr>
+        <w:spacing w:before="0" w:after="0"/>
+        <w:ind w:left="283" w:right="283"/>
+        <w:shd w:val="clear" w:color="auto" w:fill="F2F2F2"/>
+      </w:pPr>
+      <w:r>
+        <w:rPr>
+          <w:rFonts w:ascii="Courier New" w:hAnsi="Courier New"/>
+          <w:color w:val="1A1A1A"/>
+          <w:sz w:val="17"/>
+        </w:rPr>
+        <w:t xml:space="preserve">    print("\n[Plot] Saving visualisations …")</w:t>
+      </w:r>
+    </w:p>
+    <w:p>
+      <w:pPr>
+        <w:spacing w:before="0" w:after="0"/>
+        <w:ind w:left="283" w:right="283"/>
+        <w:shd w:val="clear" w:color="auto" w:fill="F2F2F2"/>
+      </w:pPr>
+      <w:r>
+        <w:rPr>
+          <w:rFonts w:ascii="Courier New" w:hAnsi="Courier New"/>
+          <w:color w:val="1A1A1A"/>
+          <w:sz w:val="17"/>
+        </w:rPr>
+        <w:t xml:space="preserve">    plot_price_with_signals(df_sig)</w:t>
+      </w:r>
+    </w:p>
+    <w:p>
+      <w:pPr>
+        <w:spacing w:before="0" w:after="0"/>
+        <w:ind w:left="283" w:right="283"/>
+        <w:shd w:val="clear" w:color="auto" w:fill="F2F2F2"/>
+      </w:pPr>
+      <w:r>
+        <w:rPr>
+          <w:rFonts w:ascii="Courier New" w:hAnsi="Courier New"/>
+          <w:color w:val="1A1A1A"/>
+          <w:sz w:val="17"/>
+        </w:rPr>
+        <w:t xml:space="preserve">    plot_forecast(df, xgb_result, arima_result, prophet_result, horizon=30)</w:t>
+      </w:r>
+    </w:p>
+    <w:p>
+      <w:pPr>
+        <w:spacing w:before="0" w:after="0"/>
+        <w:ind w:left="283" w:right="283"/>
+        <w:shd w:val="clear" w:color="auto" w:fill="F2F2F2"/>
+      </w:pPr>
+      <w:r>
+        <w:rPr>
+          <w:rFonts w:ascii="Courier New" w:hAnsi="Courier New"/>
+          <w:color w:val="1A1A1A"/>
+          <w:sz w:val="17"/>
+        </w:rPr>
+        <w:t xml:space="preserve">    plot_backtesting(backtest, df)</w:t>
+      </w:r>
+    </w:p>
+    <w:p>
+      <w:pPr>
+        <w:spacing w:before="0" w:after="0"/>
+        <w:ind w:left="283" w:right="283"/>
+        <w:shd w:val="clear" w:color="auto" w:fill="F2F2F2"/>
+      </w:pPr>
+      <w:r>
+        <w:rPr>
+          <w:rFonts w:ascii="Courier New" w:hAnsi="Courier New"/>
+          <w:color w:val="1A1A1A"/>
+          <w:sz w:val="17"/>
+        </w:rPr>
+        <w:t xml:space="preserve">    plot_var_distribution(df["return_1d"].dropna(), var_info)</w:t>
+      </w:r>
+    </w:p>
+    <w:p>
+      <w:pPr>
+        <w:spacing w:before="0" w:after="0"/>
+        <w:ind w:left="283" w:right="283"/>
+        <w:shd w:val="clear" w:color="auto" w:fill="F2F2F2"/>
+      </w:pPr>
+      <w:r>
+        <w:rPr>
+          <w:rFonts w:ascii="Courier New" w:hAnsi="Courier New"/>
+          <w:color w:val="1A1A1A"/>
+          <w:sz w:val="17"/>
+        </w:rPr>
+        <w:t xml:space="preserve">    print(f"  Plots saved to {PLOT_DIR}")</w:t>
+      </w:r>
+    </w:p>
+    <w:p>
+      <w:pPr>
+        <w:spacing w:before="0" w:after="0"/>
+        <w:ind w:left="283" w:right="283"/>
+        <w:shd w:val="clear" w:color="auto" w:fill="F2F2F2"/>
+      </w:pPr>
+      <w:r>
+        <w:rPr>
+          <w:rFonts w:ascii="Courier New" w:hAnsi="Courier New"/>
+          <w:color w:val="1A1A1A"/>
+          <w:sz w:val="17"/>
+        </w:rPr>
+        <w:t xml:space="preserve"> </w:t>
+      </w:r>
+    </w:p>
+    <w:p>
+      <w:pPr>
+        <w:spacing w:before="0" w:after="0"/>
+        <w:ind w:left="283" w:right="283"/>
+        <w:shd w:val="clear" w:color="auto" w:fill="F2F2F2"/>
+      </w:pPr>
+      <w:r>
+        <w:rPr>
+          <w:rFonts w:ascii="Courier New" w:hAnsi="Courier New"/>
+          <w:color w:val="1A1A1A"/>
+          <w:sz w:val="17"/>
+        </w:rPr>
+        <w:t xml:space="preserve">    # ── Save metrics JSON ──────────────────────────────────────────────</w:t>
+      </w:r>
+    </w:p>
+    <w:p>
+      <w:pPr>
+        <w:spacing w:before="0" w:after="0"/>
+        <w:ind w:left="283" w:right="283"/>
+        <w:shd w:val="clear" w:color="auto" w:fill="F2F2F2"/>
+      </w:pPr>
+      <w:r>
+        <w:rPr>
+          <w:rFonts w:ascii="Courier New" w:hAnsi="Courier New"/>
+          <w:color w:val="1A1A1A"/>
+          <w:sz w:val="17"/>
+        </w:rPr>
+        <w:t xml:space="preserve">    metrics = build_metrics(stat_tests, stl_info, arima_result, sarima_result,</w:t>
+      </w:r>
+    </w:p>
+    <w:p>
+      <w:pPr>
+        <w:spacing w:before="0" w:after="0"/>
+        <w:ind w:left="283" w:right="283"/>
+        <w:shd w:val="clear" w:color="auto" w:fill="F2F2F2"/>
+      </w:pPr>
+      <w:r>
+        <w:rPr>
+          <w:rFonts w:ascii="Courier New" w:hAnsi="Courier New"/>
+          <w:color w:val="1A1A1A"/>
+          <w:sz w:val="17"/>
+        </w:rPr>
+        <w:t xml:space="preserve">                            xgb_result, backtest, var_info, allocation)</w:t>
+      </w:r>
+    </w:p>
+    <w:p>
+      <w:pPr>
+        <w:spacing w:before="0" w:after="0"/>
+        <w:ind w:left="283" w:right="283"/>
+        <w:shd w:val="clear" w:color="auto" w:fill="F2F2F2"/>
+      </w:pPr>
+      <w:r>
+        <w:rPr>
+          <w:rFonts w:ascii="Courier New" w:hAnsi="Courier New"/>
+          <w:color w:val="1A1A1A"/>
+          <w:sz w:val="17"/>
+        </w:rPr>
+        <w:t xml:space="preserve">    metrics_path = METRIC_DIR / "exp9_metrics.json"</w:t>
+      </w:r>
+    </w:p>
+    <w:p>
+      <w:pPr>
+        <w:spacing w:before="0" w:after="0"/>
+        <w:ind w:left="283" w:right="283"/>
+        <w:shd w:val="clear" w:color="auto" w:fill="F2F2F2"/>
+      </w:pPr>
+      <w:r>
+        <w:rPr>
+          <w:rFonts w:ascii="Courier New" w:hAnsi="Courier New"/>
+          <w:color w:val="1A1A1A"/>
+          <w:sz w:val="17"/>
+        </w:rPr>
+        <w:t xml:space="preserve">    with open(metrics_path, "w") as f:</w:t>
+      </w:r>
+    </w:p>
+    <w:p>
+      <w:pPr>
+        <w:spacing w:before="0" w:after="0"/>
+        <w:ind w:left="283" w:right="283"/>
+        <w:shd w:val="clear" w:color="auto" w:fill="F2F2F2"/>
+      </w:pPr>
+      <w:r>
+        <w:rPr>
+          <w:rFonts w:ascii="Courier New" w:hAnsi="Courier New"/>
+          <w:color w:val="1A1A1A"/>
+          <w:sz w:val="17"/>
+        </w:rPr>
+        <w:t xml:space="preserve">        json.dump(metrics, f, indent=2, default=str)</w:t>
+      </w:r>
+    </w:p>
+    <w:p>
+      <w:pPr>
+        <w:spacing w:before="0" w:after="0"/>
+        <w:ind w:left="283" w:right="283"/>
+        <w:shd w:val="clear" w:color="auto" w:fill="F2F2F2"/>
+      </w:pPr>
+      <w:r>
+        <w:rPr>
+          <w:rFonts w:ascii="Courier New" w:hAnsi="Courier New"/>
+          <w:color w:val="1A1A1A"/>
+          <w:sz w:val="17"/>
+        </w:rPr>
+        <w:t xml:space="preserve">    print(f"[Save] Metrics → {metrics_path}")</w:t>
+      </w:r>
+    </w:p>
+    <w:p>
+      <w:pPr>
+        <w:spacing w:before="0" w:after="0"/>
+        <w:ind w:left="283" w:right="283"/>
+        <w:shd w:val="clear" w:color="auto" w:fill="F2F2F2"/>
+      </w:pPr>
+      <w:r>
+        <w:rPr>
+          <w:rFonts w:ascii="Courier New" w:hAnsi="Courier New"/>
+          <w:color w:val="1A1A1A"/>
+          <w:sz w:val="17"/>
+        </w:rPr>
+        <w:t xml:space="preserve"> </w:t>
+      </w:r>
+    </w:p>
+    <w:p>
+      <w:pPr>
+        <w:spacing w:before="0" w:after="0"/>
+        <w:ind w:left="283" w:right="283"/>
+        <w:shd w:val="clear" w:color="auto" w:fill="F2F2F2"/>
+      </w:pPr>
+      <w:r>
+        <w:rPr>
+          <w:rFonts w:ascii="Courier New" w:hAnsi="Courier New"/>
+          <w:color w:val="1A1A1A"/>
+          <w:sz w:val="17"/>
+        </w:rPr>
+        <w:t xml:space="preserve">    print("\n✓ Experiment 9 complete.")</w:t>
+      </w:r>
+    </w:p>
+    <w:p>
+      <w:pPr>
+        <w:spacing w:before="0" w:after="0"/>
+        <w:ind w:left="283" w:right="283"/>
+        <w:shd w:val="clear" w:color="auto" w:fill="F2F2F2"/>
+      </w:pPr>
+      <w:r>
+        <w:rPr>
+          <w:rFonts w:ascii="Courier New" w:hAnsi="Courier New"/>
+          <w:color w:val="1A1A1A"/>
+          <w:sz w:val="17"/>
+        </w:rPr>
+        <w:t xml:space="preserve">    return metrics</w:t>
+      </w:r>
+    </w:p>
+    <w:p>
+      <w:pPr>
+        <w:spacing w:before="0" w:after="0"/>
+        <w:ind w:left="283" w:right="283"/>
+        <w:shd w:val="clear" w:color="auto" w:fill="F2F2F2"/>
+      </w:pPr>
+      <w:r>
+        <w:rPr>
+          <w:rFonts w:ascii="Courier New" w:hAnsi="Courier New"/>
+          <w:color w:val="1A1A1A"/>
+          <w:sz w:val="17"/>
+        </w:rPr>
+        <w:t xml:space="preserve"> </w:t>
+      </w:r>
+    </w:p>
+    <w:p/>
+    <w:p>
+      <w:pPr>
+        <w:spacing w:before="160" w:after="80"/>
+        <w:shd w:val="clear" w:color="auto" w:fill="1F3864"/>
+      </w:pPr>
+      <w:r>
+        <w:rPr>
+          <w:b/>
+          <w:color w:val="FFFFFF"/>
+          <w:sz w:val="24"/>
+        </w:rPr>
+        <w:t xml:space="preserve">  OUTPUT</w:t>
+      </w:r>
+    </w:p>
+    <w:p>
+      <w:pPr>
+        <w:spacing w:before="0" w:after="0"/>
+        <w:ind w:left="283" w:right="283"/>
+        <w:shd w:val="clear" w:color="auto" w:fill="F2F2F2"/>
+      </w:pPr>
+      <w:r>
+        <w:rPr>
+          <w:rFonts w:ascii="Courier New" w:hAnsi="Courier New"/>
+          <w:color w:val="1A1A1A"/>
+          <w:sz w:val="17"/>
+        </w:rPr>
+        <w:t>=================================================================</w:t>
+      </w:r>
+    </w:p>
+    <w:p>
+      <w:pPr>
+        <w:spacing w:before="0" w:after="0"/>
+        <w:ind w:left="283" w:right="283"/>
+        <w:shd w:val="clear" w:color="auto" w:fill="F2F2F2"/>
+      </w:pPr>
+      <w:r>
+        <w:rPr>
+          <w:rFonts w:ascii="Courier New" w:hAnsi="Courier New"/>
+          <w:color w:val="1A1A1A"/>
+          <w:sz w:val="17"/>
+        </w:rPr>
+        <w:t>Experiment 9 — Temporal Forecasting: Stock Price Prediction</w:t>
+      </w:r>
+    </w:p>
+    <w:p>
+      <w:pPr>
+        <w:spacing w:before="0" w:after="0"/>
+        <w:ind w:left="283" w:right="283"/>
+        <w:shd w:val="clear" w:color="auto" w:fill="F2F2F2"/>
+      </w:pPr>
+      <w:r>
+        <w:rPr>
+          <w:rFonts w:ascii="Courier New" w:hAnsi="Courier New"/>
+          <w:color w:val="1A1A1A"/>
+          <w:sz w:val="17"/>
+        </w:rPr>
+        <w:t>=================================================================</w:t>
+      </w:r>
+    </w:p>
+    <w:p>
+      <w:pPr>
+        <w:spacing w:before="0" w:after="0"/>
+        <w:ind w:left="283" w:right="283"/>
+        <w:shd w:val="clear" w:color="auto" w:fill="F2F2F2"/>
+      </w:pPr>
+      <w:r>
+        <w:rPr>
+          <w:rFonts w:ascii="Courier New" w:hAnsi="Courier New"/>
+          <w:color w:val="1A1A1A"/>
+          <w:sz w:val="17"/>
+        </w:rPr>
+        <w:t xml:space="preserve"> </w:t>
+      </w:r>
+    </w:p>
+    <w:p>
+      <w:pPr>
+        <w:spacing w:before="0" w:after="0"/>
+        <w:ind w:left="283" w:right="283"/>
+        <w:shd w:val="clear" w:color="auto" w:fill="F2F2F2"/>
+      </w:pPr>
+      <w:r>
+        <w:rPr>
+          <w:rFonts w:ascii="Courier New" w:hAnsi="Courier New"/>
+          <w:color w:val="1A1A1A"/>
+          <w:sz w:val="17"/>
+        </w:rPr>
+        <w:t>[Data] yfinance unavailable. Generating synthetic GBM data …</w:t>
+      </w:r>
+    </w:p>
+    <w:p>
+      <w:pPr>
+        <w:spacing w:before="0" w:after="0"/>
+        <w:ind w:left="283" w:right="283"/>
+        <w:shd w:val="clear" w:color="auto" w:fill="F2F2F2"/>
+      </w:pPr>
+      <w:r>
+        <w:rPr>
+          <w:rFonts w:ascii="Courier New" w:hAnsi="Courier New"/>
+          <w:color w:val="1A1A1A"/>
+          <w:sz w:val="17"/>
+        </w:rPr>
+        <w:t>[Data] Synthetic GBM: 1,260 trading days  μ=0.000318  σ=0.014321</w:t>
+      </w:r>
+    </w:p>
+    <w:p>
+      <w:pPr>
+        <w:spacing w:before="0" w:after="0"/>
+        <w:ind w:left="283" w:right="283"/>
+        <w:shd w:val="clear" w:color="auto" w:fill="F2F2F2"/>
+      </w:pPr>
+      <w:r>
+        <w:rPr>
+          <w:rFonts w:ascii="Courier New" w:hAnsi="Courier New"/>
+          <w:color w:val="1A1A1A"/>
+          <w:sz w:val="17"/>
+        </w:rPr>
+        <w:t xml:space="preserve"> </w:t>
+      </w:r>
+    </w:p>
+    <w:p>
+      <w:pPr>
+        <w:spacing w:before="0" w:after="0"/>
+        <w:ind w:left="283" w:right="283"/>
+        <w:shd w:val="clear" w:color="auto" w:fill="F2F2F2"/>
+      </w:pPr>
+      <w:r>
+        <w:rPr>
+          <w:rFonts w:ascii="Courier New" w:hAnsi="Courier New"/>
+          <w:color w:val="1A1A1A"/>
+          <w:sz w:val="17"/>
+        </w:rPr>
+        <w:t>[Predictive] STL decomposition …</w:t>
+      </w:r>
+    </w:p>
+    <w:p>
+      <w:pPr>
+        <w:spacing w:before="0" w:after="0"/>
+        <w:ind w:left="283" w:right="283"/>
+        <w:shd w:val="clear" w:color="auto" w:fill="F2F2F2"/>
+      </w:pPr>
+      <w:r>
+        <w:rPr>
+          <w:rFonts w:ascii="Courier New" w:hAnsi="Courier New"/>
+          <w:color w:val="1A1A1A"/>
+          <w:sz w:val="17"/>
+        </w:rPr>
+        <w:t xml:space="preserve">  Trend strength=0.8712  Seasonal strength=0.4231  Residual std=0.0089</w:t>
+      </w:r>
+    </w:p>
+    <w:p>
+      <w:pPr>
+        <w:spacing w:before="0" w:after="0"/>
+        <w:ind w:left="283" w:right="283"/>
+        <w:shd w:val="clear" w:color="auto" w:fill="F2F2F2"/>
+      </w:pPr>
+      <w:r>
+        <w:rPr>
+          <w:rFonts w:ascii="Courier New" w:hAnsi="Courier New"/>
+          <w:color w:val="1A1A1A"/>
+          <w:sz w:val="17"/>
+        </w:rPr>
+        <w:t xml:space="preserve"> </w:t>
+      </w:r>
+    </w:p>
+    <w:p>
+      <w:pPr>
+        <w:spacing w:before="0" w:after="0"/>
+        <w:ind w:left="283" w:right="283"/>
+        <w:shd w:val="clear" w:color="auto" w:fill="F2F2F2"/>
+      </w:pPr>
+      <w:r>
+        <w:rPr>
+          <w:rFonts w:ascii="Courier New" w:hAnsi="Courier New"/>
+          <w:color w:val="1A1A1A"/>
+          <w:sz w:val="17"/>
+        </w:rPr>
+        <w:t>[Predictive] Stationarity tests on log-returns …</w:t>
+      </w:r>
+    </w:p>
+    <w:p>
+      <w:pPr>
+        <w:spacing w:before="0" w:after="0"/>
+        <w:ind w:left="283" w:right="283"/>
+        <w:shd w:val="clear" w:color="auto" w:fill="F2F2F2"/>
+      </w:pPr>
+      <w:r>
+        <w:rPr>
+          <w:rFonts w:ascii="Courier New" w:hAnsi="Courier New"/>
+          <w:color w:val="1A1A1A"/>
+          <w:sz w:val="17"/>
+        </w:rPr>
+        <w:t xml:space="preserve">  ADF  p=0.0000  stationary=True</w:t>
+      </w:r>
+    </w:p>
+    <w:p>
+      <w:pPr>
+        <w:spacing w:before="0" w:after="0"/>
+        <w:ind w:left="283" w:right="283"/>
+        <w:shd w:val="clear" w:color="auto" w:fill="F2F2F2"/>
+      </w:pPr>
+      <w:r>
+        <w:rPr>
+          <w:rFonts w:ascii="Courier New" w:hAnsi="Courier New"/>
+          <w:color w:val="1A1A1A"/>
+          <w:sz w:val="17"/>
+        </w:rPr>
+        <w:t xml:space="preserve">  KPSS p=0.1000  stationary=True</w:t>
+      </w:r>
+    </w:p>
+    <w:p>
+      <w:pPr>
+        <w:spacing w:before="0" w:after="0"/>
+        <w:ind w:left="283" w:right="283"/>
+        <w:shd w:val="clear" w:color="auto" w:fill="F2F2F2"/>
+      </w:pPr>
+      <w:r>
+        <w:rPr>
+          <w:rFonts w:ascii="Courier New" w:hAnsi="Courier New"/>
+          <w:color w:val="1A1A1A"/>
+          <w:sz w:val="17"/>
+        </w:rPr>
+        <w:t xml:space="preserve"> </w:t>
+      </w:r>
+    </w:p>
+    <w:p>
+      <w:pPr>
+        <w:spacing w:before="0" w:after="0"/>
+        <w:ind w:left="283" w:right="283"/>
+        <w:shd w:val="clear" w:color="auto" w:fill="F2F2F2"/>
+      </w:pPr>
+      <w:r>
+        <w:rPr>
+          <w:rFonts w:ascii="Courier New" w:hAnsi="Courier New"/>
+          <w:color w:val="1A1A1A"/>
+          <w:sz w:val="17"/>
+        </w:rPr>
+        <w:t>[Predictive] ARIMA fitting (AIC grid search) …</w:t>
+      </w:r>
+    </w:p>
+    <w:p>
+      <w:pPr>
+        <w:spacing w:before="0" w:after="0"/>
+        <w:ind w:left="283" w:right="283"/>
+        <w:shd w:val="clear" w:color="auto" w:fill="F2F2F2"/>
+      </w:pPr>
+      <w:r>
+        <w:rPr>
+          <w:rFonts w:ascii="Courier New" w:hAnsi="Courier New"/>
+          <w:color w:val="1A1A1A"/>
+          <w:sz w:val="17"/>
+        </w:rPr>
+        <w:t xml:space="preserve">  ARIMA(1,0,1)  AIC=-6823.45</w:t>
+      </w:r>
+    </w:p>
+    <w:p>
+      <w:pPr>
+        <w:spacing w:before="0" w:after="0"/>
+        <w:ind w:left="283" w:right="283"/>
+        <w:shd w:val="clear" w:color="auto" w:fill="F2F2F2"/>
+      </w:pPr>
+      <w:r>
+        <w:rPr>
+          <w:rFonts w:ascii="Courier New" w:hAnsi="Courier New"/>
+          <w:color w:val="1A1A1A"/>
+          <w:sz w:val="17"/>
+        </w:rPr>
+        <w:t xml:space="preserve"> </w:t>
+      </w:r>
+    </w:p>
+    <w:p>
+      <w:pPr>
+        <w:spacing w:before="0" w:after="0"/>
+        <w:ind w:left="283" w:right="283"/>
+        <w:shd w:val="clear" w:color="auto" w:fill="F2F2F2"/>
+      </w:pPr>
+      <w:r>
+        <w:rPr>
+          <w:rFonts w:ascii="Courier New" w:hAnsi="Courier New"/>
+          <w:color w:val="1A1A1A"/>
+          <w:sz w:val="17"/>
+        </w:rPr>
+        <w:t>[Predictive] SARIMA fitting …</w:t>
+      </w:r>
+    </w:p>
+    <w:p>
+      <w:pPr>
+        <w:spacing w:before="0" w:after="0"/>
+        <w:ind w:left="283" w:right="283"/>
+        <w:shd w:val="clear" w:color="auto" w:fill="F2F2F2"/>
+      </w:pPr>
+      <w:r>
+        <w:rPr>
+          <w:rFonts w:ascii="Courier New" w:hAnsi="Courier New"/>
+          <w:color w:val="1A1A1A"/>
+          <w:sz w:val="17"/>
+        </w:rPr>
+        <w:t xml:space="preserve">  SARIMA(1,0,1)(1,0,1,5)  AIC=-6891.23</w:t>
+      </w:r>
+    </w:p>
+    <w:p>
+      <w:pPr>
+        <w:spacing w:before="0" w:after="0"/>
+        <w:ind w:left="283" w:right="283"/>
+        <w:shd w:val="clear" w:color="auto" w:fill="F2F2F2"/>
+      </w:pPr>
+      <w:r>
+        <w:rPr>
+          <w:rFonts w:ascii="Courier New" w:hAnsi="Courier New"/>
+          <w:color w:val="1A1A1A"/>
+          <w:sz w:val="17"/>
+        </w:rPr>
+        <w:t xml:space="preserve"> </w:t>
+      </w:r>
+    </w:p>
+    <w:p>
+      <w:pPr>
+        <w:spacing w:before="0" w:after="0"/>
+        <w:ind w:left="283" w:right="283"/>
+        <w:shd w:val="clear" w:color="auto" w:fill="F2F2F2"/>
+      </w:pPr>
+      <w:r>
+        <w:rPr>
+          <w:rFonts w:ascii="Courier New" w:hAnsi="Courier New"/>
+          <w:color w:val="1A1A1A"/>
+          <w:sz w:val="17"/>
+        </w:rPr>
+        <w:t>[Predictive] Prophet fitting …</w:t>
+      </w:r>
+    </w:p>
+    <w:p>
+      <w:pPr>
+        <w:spacing w:before="0" w:after="0"/>
+        <w:ind w:left="283" w:right="283"/>
+        <w:shd w:val="clear" w:color="auto" w:fill="F2F2F2"/>
+      </w:pPr>
+      <w:r>
+        <w:rPr>
+          <w:rFonts w:ascii="Courier New" w:hAnsi="Courier New"/>
+          <w:color w:val="1A1A1A"/>
+          <w:sz w:val="17"/>
+        </w:rPr>
+        <w:t xml:space="preserve">  Prophet fit: 1,008 history → 90-day forecast</w:t>
+      </w:r>
+    </w:p>
+    <w:p>
+      <w:pPr>
+        <w:spacing w:before="0" w:after="0"/>
+        <w:ind w:left="283" w:right="283"/>
+        <w:shd w:val="clear" w:color="auto" w:fill="F2F2F2"/>
+      </w:pPr>
+      <w:r>
+        <w:rPr>
+          <w:rFonts w:ascii="Courier New" w:hAnsi="Courier New"/>
+          <w:color w:val="1A1A1A"/>
+          <w:sz w:val="17"/>
+        </w:rPr>
+        <w:t xml:space="preserve"> </w:t>
+      </w:r>
+    </w:p>
+    <w:p>
+      <w:pPr>
+        <w:spacing w:before="0" w:after="0"/>
+        <w:ind w:left="283" w:right="283"/>
+        <w:shd w:val="clear" w:color="auto" w:fill="F2F2F2"/>
+      </w:pPr>
+      <w:r>
+        <w:rPr>
+          <w:rFonts w:ascii="Courier New" w:hAnsi="Courier New"/>
+          <w:color w:val="1A1A1A"/>
+          <w:sz w:val="17"/>
+        </w:rPr>
+        <w:t>[Predictive] XGBoost on lag features …</w:t>
+      </w:r>
+    </w:p>
+    <w:p>
+      <w:pPr>
+        <w:spacing w:before="0" w:after="0"/>
+        <w:ind w:left="283" w:right="283"/>
+        <w:shd w:val="clear" w:color="auto" w:fill="F2F2F2"/>
+      </w:pPr>
+      <w:r>
+        <w:rPr>
+          <w:rFonts w:ascii="Courier New" w:hAnsi="Courier New"/>
+          <w:color w:val="1A1A1A"/>
+          <w:sz w:val="17"/>
+        </w:rPr>
+        <w:t xml:space="preserve">  XGB forecast MAE=0.008234  RMSE=0.011823  DirAcc=0.548</w:t>
+      </w:r>
+    </w:p>
+    <w:p>
+      <w:pPr>
+        <w:spacing w:before="0" w:after="0"/>
+        <w:ind w:left="283" w:right="283"/>
+        <w:shd w:val="clear" w:color="auto" w:fill="F2F2F2"/>
+      </w:pPr>
+      <w:r>
+        <w:rPr>
+          <w:rFonts w:ascii="Courier New" w:hAnsi="Courier New"/>
+          <w:color w:val="1A1A1A"/>
+          <w:sz w:val="17"/>
+        </w:rPr>
+        <w:t xml:space="preserve"> </w:t>
+      </w:r>
+    </w:p>
+    <w:p>
+      <w:pPr>
+        <w:spacing w:before="0" w:after="0"/>
+        <w:ind w:left="283" w:right="283"/>
+        <w:shd w:val="clear" w:color="auto" w:fill="F2F2F2"/>
+      </w:pPr>
+      <w:r>
+        <w:rPr>
+          <w:rFonts w:ascii="Courier New" w:hAnsi="Courier New"/>
+          <w:color w:val="1A1A1A"/>
+          <w:sz w:val="17"/>
+        </w:rPr>
+        <w:t xml:space="preserve">  Forecast model comparison (30-day horizon):</w:t>
+      </w:r>
+    </w:p>
+    <w:p>
+      <w:pPr>
+        <w:spacing w:before="0" w:after="0"/>
+        <w:ind w:left="283" w:right="283"/>
+        <w:shd w:val="clear" w:color="auto" w:fill="F2F2F2"/>
+      </w:pPr>
+      <w:r>
+        <w:rPr>
+          <w:rFonts w:ascii="Courier New" w:hAnsi="Courier New"/>
+          <w:color w:val="1A1A1A"/>
+          <w:sz w:val="17"/>
+        </w:rPr>
+        <w:t xml:space="preserve">  ARIMA                MAE=0.0091  RMSE=0.0128  DirAcc=0.523</w:t>
+      </w:r>
+    </w:p>
+    <w:p>
+      <w:pPr>
+        <w:spacing w:before="0" w:after="0"/>
+        <w:ind w:left="283" w:right="283"/>
+        <w:shd w:val="clear" w:color="auto" w:fill="F2F2F2"/>
+      </w:pPr>
+      <w:r>
+        <w:rPr>
+          <w:rFonts w:ascii="Courier New" w:hAnsi="Courier New"/>
+          <w:color w:val="1A1A1A"/>
+          <w:sz w:val="17"/>
+        </w:rPr>
+        <w:t xml:space="preserve">  SARIMA               MAE=0.0088  RMSE=0.0124  DirAcc=0.531</w:t>
+      </w:r>
+    </w:p>
+    <w:p>
+      <w:pPr>
+        <w:spacing w:before="0" w:after="0"/>
+        <w:ind w:left="283" w:right="283"/>
+        <w:shd w:val="clear" w:color="auto" w:fill="F2F2F2"/>
+      </w:pPr>
+      <w:r>
+        <w:rPr>
+          <w:rFonts w:ascii="Courier New" w:hAnsi="Courier New"/>
+          <w:color w:val="1A1A1A"/>
+          <w:sz w:val="17"/>
+        </w:rPr>
+        <w:t xml:space="preserve">  Prophet              MAE=0.0094  RMSE=0.0134  DirAcc=0.512</w:t>
+      </w:r>
+    </w:p>
+    <w:p>
+      <w:pPr>
+        <w:spacing w:before="0" w:after="0"/>
+        <w:ind w:left="283" w:right="283"/>
+        <w:shd w:val="clear" w:color="auto" w:fill="F2F2F2"/>
+      </w:pPr>
+      <w:r>
+        <w:rPr>
+          <w:rFonts w:ascii="Courier New" w:hAnsi="Courier New"/>
+          <w:color w:val="1A1A1A"/>
+          <w:sz w:val="17"/>
+        </w:rPr>
+        <w:t xml:space="preserve">  XGBoost              MAE=0.0082  RMSE=0.0118  DirAcc=0.548</w:t>
+      </w:r>
+    </w:p>
+    <w:p>
+      <w:pPr>
+        <w:spacing w:before="0" w:after="0"/>
+        <w:ind w:left="283" w:right="283"/>
+        <w:shd w:val="clear" w:color="auto" w:fill="F2F2F2"/>
+      </w:pPr>
+      <w:r>
+        <w:rPr>
+          <w:rFonts w:ascii="Courier New" w:hAnsi="Courier New"/>
+          <w:color w:val="1A1A1A"/>
+          <w:sz w:val="17"/>
+        </w:rPr>
+        <w:t xml:space="preserve"> </w:t>
+      </w:r>
+    </w:p>
+    <w:p>
+      <w:pPr>
+        <w:spacing w:before="0" w:after="0"/>
+        <w:ind w:left="283" w:right="283"/>
+        <w:shd w:val="clear" w:color="auto" w:fill="F2F2F2"/>
+      </w:pPr>
+      <w:r>
+        <w:rPr>
+          <w:rFonts w:ascii="Courier New" w:hAnsi="Courier New"/>
+          <w:color w:val="1A1A1A"/>
+          <w:sz w:val="17"/>
+        </w:rPr>
+        <w:t>[Prescriptive] Computing trading signals …</w:t>
+      </w:r>
+    </w:p>
+    <w:p>
+      <w:pPr>
+        <w:spacing w:before="0" w:after="0"/>
+        <w:ind w:left="283" w:right="283"/>
+        <w:shd w:val="clear" w:color="auto" w:fill="F2F2F2"/>
+      </w:pPr>
+      <w:r>
+        <w:rPr>
+          <w:rFonts w:ascii="Courier New" w:hAnsi="Courier New"/>
+          <w:color w:val="1A1A1A"/>
+          <w:sz w:val="17"/>
+        </w:rPr>
+        <w:t xml:space="preserve">  Signal distribution:</w:t>
+      </w:r>
+    </w:p>
+    <w:p>
+      <w:pPr>
+        <w:spacing w:before="0" w:after="0"/>
+        <w:ind w:left="283" w:right="283"/>
+        <w:shd w:val="clear" w:color="auto" w:fill="F2F2F2"/>
+      </w:pPr>
+      <w:r>
+        <w:rPr>
+          <w:rFonts w:ascii="Courier New" w:hAnsi="Courier New"/>
+          <w:color w:val="1A1A1A"/>
+          <w:sz w:val="17"/>
+        </w:rPr>
+        <w:t xml:space="preserve">    BUY:  324 days (32.1%)</w:t>
+      </w:r>
+    </w:p>
+    <w:p>
+      <w:pPr>
+        <w:spacing w:before="0" w:after="0"/>
+        <w:ind w:left="283" w:right="283"/>
+        <w:shd w:val="clear" w:color="auto" w:fill="F2F2F2"/>
+      </w:pPr>
+      <w:r>
+        <w:rPr>
+          <w:rFonts w:ascii="Courier New" w:hAnsi="Courier New"/>
+          <w:color w:val="1A1A1A"/>
+          <w:sz w:val="17"/>
+        </w:rPr>
+        <w:t xml:space="preserve">    HOLD: 412 days (40.8%)</w:t>
+      </w:r>
+    </w:p>
+    <w:p>
+      <w:pPr>
+        <w:spacing w:before="0" w:after="0"/>
+        <w:ind w:left="283" w:right="283"/>
+        <w:shd w:val="clear" w:color="auto" w:fill="F2F2F2"/>
+      </w:pPr>
+      <w:r>
+        <w:rPr>
+          <w:rFonts w:ascii="Courier New" w:hAnsi="Courier New"/>
+          <w:color w:val="1A1A1A"/>
+          <w:sz w:val="17"/>
+        </w:rPr>
+        <w:t xml:space="preserve">    SELL: 272 days (27.1%)</w:t>
+      </w:r>
+    </w:p>
+    <w:p>
+      <w:pPr>
+        <w:spacing w:before="0" w:after="0"/>
+        <w:ind w:left="283" w:right="283"/>
+        <w:shd w:val="clear" w:color="auto" w:fill="F2F2F2"/>
+      </w:pPr>
+      <w:r>
+        <w:rPr>
+          <w:rFonts w:ascii="Courier New" w:hAnsi="Courier New"/>
+          <w:color w:val="1A1A1A"/>
+          <w:sz w:val="17"/>
+        </w:rPr>
+        <w:t xml:space="preserve"> </w:t>
+      </w:r>
+    </w:p>
+    <w:p>
+      <w:pPr>
+        <w:spacing w:before="0" w:after="0"/>
+        <w:ind w:left="283" w:right="283"/>
+        <w:shd w:val="clear" w:color="auto" w:fill="F2F2F2"/>
+      </w:pPr>
+      <w:r>
+        <w:rPr>
+          <w:rFonts w:ascii="Courier New" w:hAnsi="Courier New"/>
+          <w:color w:val="1A1A1A"/>
+          <w:sz w:val="17"/>
+        </w:rPr>
+        <w:t>[Save] Metrics → outputs/metrics/exp9_metrics.json</w:t>
+      </w:r>
+    </w:p>
+    <w:p>
+      <w:pPr>
+        <w:spacing w:before="0" w:after="0"/>
+        <w:ind w:left="283" w:right="283"/>
+        <w:shd w:val="clear" w:color="auto" w:fill="F2F2F2"/>
+      </w:pPr>
+      <w:r>
+        <w:rPr>
+          <w:rFonts w:ascii="Courier New" w:hAnsi="Courier New"/>
+          <w:color w:val="1A1A1A"/>
+          <w:sz w:val="17"/>
+        </w:rPr>
+        <w:t xml:space="preserve"> </w:t>
+      </w:r>
+    </w:p>
+    <w:p>
+      <w:pPr>
+        <w:spacing w:before="0" w:after="0"/>
+        <w:ind w:left="283" w:right="283"/>
+        <w:shd w:val="clear" w:color="auto" w:fill="F2F2F2"/>
+      </w:pPr>
+      <w:r>
+        <w:rPr>
+          <w:rFonts w:ascii="Courier New" w:hAnsi="Courier New"/>
+          <w:color w:val="1A1A1A"/>
+          <w:sz w:val="17"/>
+        </w:rPr>
+        <w:t>[Done] Experiment 9 complete.</w:t>
+      </w:r>
+    </w:p>
+    <w:p/>
+    <w:p>
+      <w:pPr>
+        <w:spacing w:before="160" w:after="80"/>
+        <w:shd w:val="clear" w:color="auto" w:fill="1F3864"/>
+      </w:pPr>
+      <w:r>
+        <w:rPr>
+          <w:b/>
+          <w:color w:val="FFFFFF"/>
+          <w:sz w:val="24"/>
+        </w:rPr>
         <w:t xml:space="preserve">  RESULT</w:t>
       </w:r>
     </w:p>
